--- a/docs/Grism_syslog_fields.docx
+++ b/docs/Grism_syslog_fields.docx
@@ -6,13 +6,8 @@
       <w:pPr>
         <w:pStyle w:val="1"/>
       </w:pPr>
-      <w:proofErr w:type="spellStart"/>
-      <w:r>
-        <w:t>Grism</w:t>
-      </w:r>
-      <w:proofErr w:type="spellEnd"/>
-      <w:r>
-        <w:t xml:space="preserve"> </w:t>
+      <w:r>
+        <w:t xml:space="preserve">Grism </w:t>
       </w:r>
       <w:r>
         <w:t>S</w:t>
@@ -1232,7 +1227,7 @@
           </w:tcPr>
           <w:p>
             <w:r>
-              <w:t>2026/05/19</w:t>
+              <w:t>2026/03/11</w:t>
             </w:r>
           </w:p>
         </w:tc>
@@ -1279,28 +1274,233 @@
               <w:rPr>
                 <w:rFonts w:hint="eastAsia"/>
               </w:rPr>
-              <w:t>新增dnslog opcode, update_op, record, rcode欄位，移除dtype_num欄位</w:t>
+              <w:t>新增</w:t>
+            </w:r>
+            <w:r>
+              <w:t xml:space="preserve">matched log </w:t>
             </w:r>
             <w:proofErr w:type="spellStart"/>
             <w:r>
-              <w:t/>
+              <w:t>find_type</w:t>
             </w:r>
             <w:proofErr w:type="spellEnd"/>
+            <w:r>
+              <w:rPr>
+                <w:rFonts w:hint="eastAsia"/>
+              </w:rPr>
+              <w:t>欄位說明</w:t>
+            </w:r>
+          </w:p>
+        </w:tc>
+      </w:tr>
+      <w:tr>
+        <w:trPr>
+          <w:trHeight w:val="353"/>
+        </w:trPr>
+        <w:tc>
+          <w:tcPr>
+            <w:tcW w:w="0" w:type="auto"/>
+            <w:tcBorders>
+              <w:top w:val="single" w:sz="8" w:space="0" w:color="000000"/>
+              <w:left w:val="single" w:sz="8" w:space="0" w:color="000000"/>
+              <w:bottom w:val="single" w:sz="8" w:space="0" w:color="000000"/>
+              <w:right w:val="single" w:sz="8" w:space="0" w:color="000000"/>
+            </w:tcBorders>
+            <w:tcMar>
+              <w:top w:w="100" w:type="dxa"/>
+              <w:left w:w="100" w:type="dxa"/>
+              <w:bottom w:w="100" w:type="dxa"/>
+              <w:right w:w="100" w:type="dxa"/>
+            </w:tcMar>
+          </w:tcPr>
+          <w:p>
+            <w:r>
+              <w:rPr>
+                <w:rFonts w:hint="eastAsia"/>
+              </w:rPr>
+              <w:t>1.0</w:t>
+            </w:r>
+          </w:p>
+        </w:tc>
+        <w:tc>
+          <w:tcPr>
+            <w:tcW w:w="0" w:type="auto"/>
+            <w:tcBorders>
+              <w:top w:val="single" w:sz="8" w:space="0" w:color="000000"/>
+              <w:left w:val="single" w:sz="8" w:space="0" w:color="000000"/>
+              <w:bottom w:val="single" w:sz="8" w:space="0" w:color="000000"/>
+              <w:right w:val="single" w:sz="8" w:space="0" w:color="000000"/>
+            </w:tcBorders>
+            <w:tcMar>
+              <w:top w:w="100" w:type="dxa"/>
+              <w:left w:w="100" w:type="dxa"/>
+              <w:bottom w:w="100" w:type="dxa"/>
+              <w:right w:w="100" w:type="dxa"/>
+            </w:tcMar>
+          </w:tcPr>
+          <w:p>
+            <w:r>
+              <w:t>2026/05/19</w:t>
+            </w:r>
+          </w:p>
+        </w:tc>
+        <w:tc>
+          <w:tcPr>
+            <w:tcW w:w="0" w:type="auto"/>
+            <w:tcBorders>
+              <w:top w:val="single" w:sz="8" w:space="0" w:color="000000"/>
+              <w:left w:val="single" w:sz="8" w:space="0" w:color="000000"/>
+              <w:bottom w:val="single" w:sz="8" w:space="0" w:color="000000"/>
+              <w:right w:val="single" w:sz="8" w:space="0" w:color="000000"/>
+            </w:tcBorders>
+            <w:tcMar>
+              <w:top w:w="100" w:type="dxa"/>
+              <w:left w:w="100" w:type="dxa"/>
+              <w:bottom w:w="100" w:type="dxa"/>
+              <w:right w:w="100" w:type="dxa"/>
+            </w:tcMar>
+          </w:tcPr>
+          <w:p>
+            <w:r>
+              <w:rPr>
+                <w:rFonts w:hint="eastAsia"/>
+              </w:rPr>
+              <w:t>J</w:t>
+            </w:r>
+            <w:r>
+              <w:t>ay</w:t>
+            </w:r>
+          </w:p>
+        </w:tc>
+        <w:tc>
+          <w:tcPr>
+            <w:tcW w:w="0" w:type="auto"/>
+            <w:tcBorders>
+              <w:top w:val="single" w:sz="8" w:space="0" w:color="000000"/>
+              <w:left w:val="single" w:sz="8" w:space="0" w:color="000000"/>
+              <w:bottom w:val="single" w:sz="8" w:space="0" w:color="000000"/>
+              <w:right w:val="single" w:sz="8" w:space="0" w:color="000000"/>
+            </w:tcBorders>
+            <w:tcMar>
+              <w:top w:w="100" w:type="dxa"/>
+              <w:left w:w="100" w:type="dxa"/>
+              <w:bottom w:w="100" w:type="dxa"/>
+              <w:right w:w="100" w:type="dxa"/>
+            </w:tcMar>
+          </w:tcPr>
+          <w:p>
+            <w:pPr>
+              <w:rPr>
+                <w:rFonts w:hint="eastAsia"/>
+              </w:rPr>
+            </w:pPr>
+            <w:r>
+              <w:rPr>
+                <w:rFonts w:hint="eastAsia"/>
+              </w:rPr>
+              <w:t>新增</w:t>
+            </w:r>
+            <w:proofErr w:type="spellStart"/>
+            <w:r>
+              <w:rPr>
+                <w:rFonts w:hint="eastAsia"/>
+              </w:rPr>
+              <w:t>dnslog</w:t>
+            </w:r>
+            <w:proofErr w:type="spellEnd"/>
+            <w:r>
+              <w:rPr>
+                <w:rFonts w:hint="eastAsia"/>
+              </w:rPr>
+              <w:t xml:space="preserve"> opcode, </w:t>
+            </w:r>
+            <w:proofErr w:type="spellStart"/>
+            <w:r>
+              <w:rPr>
+                <w:rFonts w:hint="eastAsia"/>
+              </w:rPr>
+              <w:t>update_op</w:t>
+            </w:r>
+            <w:proofErr w:type="spellEnd"/>
+            <w:r>
+              <w:rPr>
+                <w:rFonts w:hint="eastAsia"/>
+              </w:rPr>
+              <w:t xml:space="preserve">, record, </w:t>
+            </w:r>
+            <w:proofErr w:type="spellStart"/>
+            <w:r>
+              <w:rPr>
+                <w:rFonts w:hint="eastAsia"/>
+              </w:rPr>
+              <w:t>rcode</w:t>
+            </w:r>
+            <w:proofErr w:type="spellEnd"/>
+            <w:r>
+              <w:rPr>
+                <w:rFonts w:hint="eastAsia"/>
+              </w:rPr>
+              <w:t>欄位，移除</w:t>
+            </w:r>
+            <w:proofErr w:type="spellStart"/>
+            <w:r>
+              <w:rPr>
+                <w:rFonts w:hint="eastAsia"/>
+              </w:rPr>
+              <w:t>dtype_num</w:t>
+            </w:r>
+            <w:proofErr w:type="spellEnd"/>
+            <w:r>
+              <w:rPr>
+                <w:rFonts w:hint="eastAsia"/>
+              </w:rPr>
+              <w:t>欄位</w:t>
+            </w:r>
           </w:p>
         </w:tc>
       </w:tr>
     </w:tbl>
+    <w:p>
+      <w:pPr>
+        <w:widowControl/>
+        <w:rPr>
+          <w:rFonts w:asciiTheme="majorHAnsi" w:eastAsiaTheme="majorEastAsia" w:hAnsiTheme="majorHAnsi" w:cstheme="majorBidi"/>
+          <w:b/>
+          <w:bCs/>
+          <w:sz w:val="48"/>
+          <w:szCs w:val="48"/>
+        </w:rPr>
+      </w:pPr>
+    </w:p>
+    <w:p>
+      <w:pPr>
+        <w:widowControl/>
+        <w:rPr>
+          <w:rFonts w:asciiTheme="majorHAnsi" w:eastAsiaTheme="majorEastAsia" w:hAnsiTheme="majorHAnsi" w:cstheme="majorBidi"/>
+          <w:b/>
+          <w:bCs/>
+          <w:sz w:val="48"/>
+          <w:szCs w:val="48"/>
+        </w:rPr>
+      </w:pPr>
+      <w:r>
+        <w:rPr>
+          <w:rFonts w:asciiTheme="majorHAnsi" w:eastAsiaTheme="majorEastAsia" w:hAnsiTheme="majorHAnsi" w:cstheme="majorBidi"/>
+          <w:b/>
+          <w:bCs/>
+          <w:sz w:val="48"/>
+          <w:szCs w:val="48"/>
+        </w:rPr>
+        <w:br w:type="page"/>
+      </w:r>
+    </w:p>
     <w:p>
       <w:pPr>
         <w:pStyle w:val="2"/>
       </w:pPr>
-      <w:proofErr w:type="spellStart"/>
-      <w:r>
-        <w:t>Grism</w:t>
-      </w:r>
-      <w:proofErr w:type="spellEnd"/>
-      <w:r>
-        <w:t xml:space="preserve"> S</w:t>
+      <w:r>
+        <w:lastRenderedPageBreak/>
+        <w:t>Grism S</w:t>
       </w:r>
       <w:r>
         <w:rPr>
@@ -1703,7 +1903,6 @@
         <w:pStyle w:val="3"/>
       </w:pPr>
       <w:r>
-        <w:lastRenderedPageBreak/>
         <w:t>Syslog -&gt;M</w:t>
       </w:r>
       <w:r>
@@ -1729,7 +1928,187 @@
           <w:sz w:val="26"/>
           <w:szCs w:val="26"/>
         </w:rPr>
-        <w:t>&lt;134&gt;datetime=2023-05-23 16:43:02,type=1,sip=106.107.190.22,dip=203.68.0.32,sport=24391,dport=60023,protocol=6,find_id=10044001,filter_id=10001,find_content=106.107.190.22"</w:t>
+        <w:t xml:space="preserve">&lt;134&gt;datetime=2023-05-23 </w:t>
+      </w:r>
+      <w:proofErr w:type="gramStart"/>
+      <w:r>
+        <w:rPr>
+          <w:rFonts w:ascii="AppleSystemUIFont" w:hAnsi="AppleSystemUIFont" w:cs="AppleSystemUIFont"/>
+          <w:kern w:val="0"/>
+          <w:sz w:val="26"/>
+          <w:szCs w:val="26"/>
+        </w:rPr>
+        <w:t>16:43:02,type</w:t>
+      </w:r>
+      <w:proofErr w:type="gramEnd"/>
+      <w:r>
+        <w:rPr>
+          <w:rFonts w:ascii="AppleSystemUIFont" w:hAnsi="AppleSystemUIFont" w:cs="AppleSystemUIFont"/>
+          <w:kern w:val="0"/>
+          <w:sz w:val="26"/>
+          <w:szCs w:val="26"/>
+        </w:rPr>
+        <w:t>=</w:t>
+      </w:r>
+      <w:proofErr w:type="gramStart"/>
+      <w:r>
+        <w:rPr>
+          <w:rFonts w:ascii="AppleSystemUIFont" w:hAnsi="AppleSystemUIFont" w:cs="AppleSystemUIFont"/>
+          <w:kern w:val="0"/>
+          <w:sz w:val="26"/>
+          <w:szCs w:val="26"/>
+        </w:rPr>
+        <w:t>1,sip</w:t>
+      </w:r>
+      <w:proofErr w:type="gramEnd"/>
+      <w:r>
+        <w:rPr>
+          <w:rFonts w:ascii="AppleSystemUIFont" w:hAnsi="AppleSystemUIFont" w:cs="AppleSystemUIFont"/>
+          <w:kern w:val="0"/>
+          <w:sz w:val="26"/>
+          <w:szCs w:val="26"/>
+        </w:rPr>
+        <w:t>=106.107.190.</w:t>
+      </w:r>
+      <w:proofErr w:type="gramStart"/>
+      <w:r>
+        <w:rPr>
+          <w:rFonts w:ascii="AppleSystemUIFont" w:hAnsi="AppleSystemUIFont" w:cs="AppleSystemUIFont"/>
+          <w:kern w:val="0"/>
+          <w:sz w:val="26"/>
+          <w:szCs w:val="26"/>
+        </w:rPr>
+        <w:t>22,dip</w:t>
+      </w:r>
+      <w:proofErr w:type="gramEnd"/>
+      <w:r>
+        <w:rPr>
+          <w:rFonts w:ascii="AppleSystemUIFont" w:hAnsi="AppleSystemUIFont" w:cs="AppleSystemUIFont"/>
+          <w:kern w:val="0"/>
+          <w:sz w:val="26"/>
+          <w:szCs w:val="26"/>
+        </w:rPr>
+        <w:t>=203.68.0.</w:t>
+      </w:r>
+      <w:proofErr w:type="gramStart"/>
+      <w:r>
+        <w:rPr>
+          <w:rFonts w:ascii="AppleSystemUIFont" w:hAnsi="AppleSystemUIFont" w:cs="AppleSystemUIFont"/>
+          <w:kern w:val="0"/>
+          <w:sz w:val="26"/>
+          <w:szCs w:val="26"/>
+        </w:rPr>
+        <w:t>32,sport</w:t>
+      </w:r>
+      <w:proofErr w:type="gramEnd"/>
+      <w:r>
+        <w:rPr>
+          <w:rFonts w:ascii="AppleSystemUIFont" w:hAnsi="AppleSystemUIFont" w:cs="AppleSystemUIFont"/>
+          <w:kern w:val="0"/>
+          <w:sz w:val="26"/>
+          <w:szCs w:val="26"/>
+        </w:rPr>
+        <w:t>=</w:t>
+      </w:r>
+      <w:proofErr w:type="gramStart"/>
+      <w:r>
+        <w:rPr>
+          <w:rFonts w:ascii="AppleSystemUIFont" w:hAnsi="AppleSystemUIFont" w:cs="AppleSystemUIFont"/>
+          <w:kern w:val="0"/>
+          <w:sz w:val="26"/>
+          <w:szCs w:val="26"/>
+        </w:rPr>
+        <w:t>24391,dport</w:t>
+      </w:r>
+      <w:proofErr w:type="gramEnd"/>
+      <w:r>
+        <w:rPr>
+          <w:rFonts w:ascii="AppleSystemUIFont" w:hAnsi="AppleSystemUIFont" w:cs="AppleSystemUIFont"/>
+          <w:kern w:val="0"/>
+          <w:sz w:val="26"/>
+          <w:szCs w:val="26"/>
+        </w:rPr>
+        <w:t>=</w:t>
+      </w:r>
+      <w:proofErr w:type="gramStart"/>
+      <w:r>
+        <w:rPr>
+          <w:rFonts w:ascii="AppleSystemUIFont" w:hAnsi="AppleSystemUIFont" w:cs="AppleSystemUIFont"/>
+          <w:kern w:val="0"/>
+          <w:sz w:val="26"/>
+          <w:szCs w:val="26"/>
+        </w:rPr>
+        <w:t>60023,protocol</w:t>
+      </w:r>
+      <w:proofErr w:type="gramEnd"/>
+      <w:r>
+        <w:rPr>
+          <w:rFonts w:ascii="AppleSystemUIFont" w:hAnsi="AppleSystemUIFont" w:cs="AppleSystemUIFont"/>
+          <w:kern w:val="0"/>
+          <w:sz w:val="26"/>
+          <w:szCs w:val="26"/>
+        </w:rPr>
+        <w:t>=</w:t>
+      </w:r>
+      <w:proofErr w:type="gramStart"/>
+      <w:r>
+        <w:rPr>
+          <w:rFonts w:ascii="AppleSystemUIFont" w:hAnsi="AppleSystemUIFont" w:cs="AppleSystemUIFont"/>
+          <w:kern w:val="0"/>
+          <w:sz w:val="26"/>
+          <w:szCs w:val="26"/>
+        </w:rPr>
+        <w:t>6,find</w:t>
+      </w:r>
+      <w:proofErr w:type="gramEnd"/>
+      <w:r>
+        <w:rPr>
+          <w:rFonts w:ascii="AppleSystemUIFont" w:hAnsi="AppleSystemUIFont" w:cs="AppleSystemUIFont"/>
+          <w:kern w:val="0"/>
+          <w:sz w:val="26"/>
+          <w:szCs w:val="26"/>
+        </w:rPr>
+        <w:t>_id=</w:t>
+      </w:r>
+      <w:proofErr w:type="gramStart"/>
+      <w:r>
+        <w:rPr>
+          <w:rFonts w:ascii="AppleSystemUIFont" w:hAnsi="AppleSystemUIFont" w:cs="AppleSystemUIFont"/>
+          <w:kern w:val="0"/>
+          <w:sz w:val="26"/>
+          <w:szCs w:val="26"/>
+        </w:rPr>
+        <w:t>10044001,filter</w:t>
+      </w:r>
+      <w:proofErr w:type="gramEnd"/>
+      <w:r>
+        <w:rPr>
+          <w:rFonts w:ascii="AppleSystemUIFont" w:hAnsi="AppleSystemUIFont" w:cs="AppleSystemUIFont"/>
+          <w:kern w:val="0"/>
+          <w:sz w:val="26"/>
+          <w:szCs w:val="26"/>
+        </w:rPr>
+        <w:t>_id=</w:t>
+      </w:r>
+      <w:proofErr w:type="gramStart"/>
+      <w:r>
+        <w:rPr>
+          <w:rFonts w:ascii="AppleSystemUIFont" w:hAnsi="AppleSystemUIFont" w:cs="AppleSystemUIFont"/>
+          <w:kern w:val="0"/>
+          <w:sz w:val="26"/>
+          <w:szCs w:val="26"/>
+        </w:rPr>
+        <w:t>10001,find</w:t>
+      </w:r>
+      <w:proofErr w:type="gramEnd"/>
+      <w:r>
+        <w:rPr>
+          <w:rFonts w:ascii="AppleSystemUIFont" w:hAnsi="AppleSystemUIFont" w:cs="AppleSystemUIFont"/>
+          <w:kern w:val="0"/>
+          <w:sz w:val="26"/>
+          <w:szCs w:val="26"/>
+        </w:rPr>
+        <w:t>_content=106.107.190.22"</w:t>
       </w:r>
     </w:p>
     <w:p>
@@ -1779,7 +2158,7 @@
     <w:tbl>
       <w:tblPr>
         <w:tblStyle w:val="a3"/>
-        <w:tblW w:w="8359" w:type="dxa"/>
+        <w:tblW w:w="8674" w:type="dxa"/>
         <w:tblLook w:val="04A0" w:firstRow="1" w:lastRow="0" w:firstColumn="1" w:lastColumn="0" w:noHBand="0" w:noVBand="1"/>
       </w:tblPr>
       <w:tblGrid>
@@ -1791,7 +2170,7 @@
       <w:tr>
         <w:tc>
           <w:tcPr>
-            <w:tcW w:w="1505" w:type="dxa"/>
+            <w:tcW w:w="1942" w:type="dxa"/>
           </w:tcPr>
           <w:p>
             <w:r>
@@ -1807,7 +2186,7 @@
         </w:tc>
         <w:tc>
           <w:tcPr>
-            <w:tcW w:w="1360" w:type="dxa"/>
+            <w:tcW w:w="1337" w:type="dxa"/>
           </w:tcPr>
           <w:p>
             <w:r>
@@ -1833,7 +2212,7 @@
         </w:tc>
         <w:tc>
           <w:tcPr>
-            <w:tcW w:w="1267" w:type="dxa"/>
+            <w:tcW w:w="1168" w:type="dxa"/>
           </w:tcPr>
           <w:p>
             <w:r>
@@ -1848,7 +2227,7 @@
       <w:tr>
         <w:tc>
           <w:tcPr>
-            <w:tcW w:w="1505" w:type="dxa"/>
+            <w:tcW w:w="1942" w:type="dxa"/>
           </w:tcPr>
           <w:p>
             <w:r>
@@ -1861,25 +2240,149 @@
         </w:tc>
         <w:tc>
           <w:tcPr>
-            <w:tcW w:w="1360" w:type="dxa"/>
+            <w:tcW w:w="1337" w:type="dxa"/>
+          </w:tcPr>
+          <w:p>
+            <w:r>
+              <w:t>Grism S</w:t>
+            </w:r>
+            <w:r>
+              <w:rPr>
+                <w:rFonts w:hint="eastAsia"/>
+              </w:rPr>
+              <w:t xml:space="preserve">yslog </w:t>
+            </w:r>
+            <w:r>
+              <w:t>type</w:t>
+            </w:r>
+          </w:p>
+        </w:tc>
+        <w:tc>
+          <w:tcPr>
+            <w:tcW w:w="4227" w:type="dxa"/>
+          </w:tcPr>
+          <w:p>
+            <w:r>
+              <w:rPr>
+                <w:rFonts w:hint="eastAsia"/>
+              </w:rPr>
+              <w:t>1</w:t>
+            </w:r>
+          </w:p>
+        </w:tc>
+        <w:tc>
+          <w:tcPr>
+            <w:tcW w:w="1168" w:type="dxa"/>
+          </w:tcPr>
+          <w:p>
+            <w:r>
+              <w:t>I</w:t>
+            </w:r>
+            <w:r>
+              <w:rPr>
+                <w:rFonts w:hint="eastAsia"/>
+              </w:rPr>
+              <w:t>nt</w:t>
+            </w:r>
+          </w:p>
+        </w:tc>
+      </w:tr>
+      <w:tr>
+        <w:tc>
+          <w:tcPr>
+            <w:tcW w:w="1942" w:type="dxa"/>
+          </w:tcPr>
+          <w:p>
+            <w:r>
+              <w:rPr>
+                <w:rFonts w:hint="eastAsia"/>
+              </w:rPr>
+              <w:t>datetime</w:t>
+            </w:r>
+          </w:p>
+        </w:tc>
+        <w:tc>
+          <w:tcPr>
+            <w:tcW w:w="1337" w:type="dxa"/>
+          </w:tcPr>
+          <w:p>
+            <w:r>
+              <w:t xml:space="preserve">Date </w:t>
+            </w:r>
+            <w:r>
+              <w:rPr>
+                <w:rFonts w:hint="eastAsia"/>
+              </w:rPr>
+              <w:t>T</w:t>
+            </w:r>
+            <w:r>
+              <w:t>ime</w:t>
+            </w:r>
+          </w:p>
+        </w:tc>
+        <w:tc>
+          <w:tcPr>
+            <w:tcW w:w="4227" w:type="dxa"/>
+          </w:tcPr>
+          <w:p>
+            <w:r>
+              <w:t>Ex. 2018-08-08 17:15:10</w:t>
+            </w:r>
+          </w:p>
+        </w:tc>
+        <w:tc>
+          <w:tcPr>
+            <w:tcW w:w="1168" w:type="dxa"/>
           </w:tcPr>
           <w:p>
             <w:proofErr w:type="spellStart"/>
             <w:r>
-              <w:t>Grism</w:t>
+              <w:t>yyyy</w:t>
             </w:r>
             <w:proofErr w:type="spellEnd"/>
             <w:r>
-              <w:t xml:space="preserve"> S</w:t>
-            </w:r>
-            <w:r>
-              <w:rPr>
-                <w:rFonts w:hint="eastAsia"/>
-              </w:rPr>
-              <w:t xml:space="preserve">yslog </w:t>
-            </w:r>
-            <w:r>
-              <w:t>type</w:t>
+              <w:t xml:space="preserve">-mm-dd </w:t>
+            </w:r>
+            <w:proofErr w:type="spellStart"/>
+            <w:r>
+              <w:t>hh:</w:t>
+            </w:r>
+            <w:proofErr w:type="gramStart"/>
+            <w:r>
+              <w:t>mm:ss</w:t>
+            </w:r>
+            <w:proofErr w:type="spellEnd"/>
+            <w:proofErr w:type="gramEnd"/>
+          </w:p>
+        </w:tc>
+      </w:tr>
+      <w:tr>
+        <w:tc>
+          <w:tcPr>
+            <w:tcW w:w="1942" w:type="dxa"/>
+          </w:tcPr>
+          <w:p>
+            <w:r>
+              <w:t>si</w:t>
+            </w:r>
+            <w:r>
+              <w:rPr>
+                <w:rFonts w:hint="eastAsia"/>
+              </w:rPr>
+              <w:t>p</w:t>
+            </w:r>
+          </w:p>
+        </w:tc>
+        <w:tc>
+          <w:tcPr>
+            <w:tcW w:w="1337" w:type="dxa"/>
+          </w:tcPr>
+          <w:p>
+            <w:r>
+              <w:rPr>
+                <w:rFonts w:hint="eastAsia"/>
+              </w:rPr>
+              <w:t>Source IP Address</w:t>
             </w:r>
           </w:p>
         </w:tc>
@@ -1889,16 +2392,19 @@
           </w:tcPr>
           <w:p>
             <w:r>
-              <w:rPr>
-                <w:rFonts w:hint="eastAsia"/>
-              </w:rPr>
-              <w:t>1</w:t>
-            </w:r>
-          </w:p>
-        </w:tc>
-        <w:tc>
-          <w:tcPr>
-            <w:tcW w:w="1267" w:type="dxa"/>
+              <w:t xml:space="preserve">Ex. </w:t>
+            </w:r>
+            <w:r>
+              <w:rPr>
+                <w:rFonts w:hint="eastAsia"/>
+              </w:rPr>
+              <w:t>192.168.1.10</w:t>
+            </w:r>
+          </w:p>
+        </w:tc>
+        <w:tc>
+          <w:tcPr>
+            <w:tcW w:w="1168" w:type="dxa"/>
           </w:tcPr>
           <w:p>
             <w:r>
@@ -1908,41 +2414,38 @@
               <w:rPr>
                 <w:rFonts w:hint="eastAsia"/>
               </w:rPr>
-              <w:t>nt</w:t>
-            </w:r>
-          </w:p>
-        </w:tc>
-      </w:tr>
-      <w:tr>
-        <w:tc>
-          <w:tcPr>
-            <w:tcW w:w="1505" w:type="dxa"/>
-          </w:tcPr>
-          <w:p>
-            <w:r>
-              <w:rPr>
-                <w:rFonts w:hint="eastAsia"/>
-              </w:rPr>
-              <w:t>datetime</w:t>
-            </w:r>
-          </w:p>
-        </w:tc>
-        <w:tc>
-          <w:tcPr>
-            <w:tcW w:w="1360" w:type="dxa"/>
-          </w:tcPr>
-          <w:p>
-            <w:r>
-              <w:t xml:space="preserve">Date </w:t>
-            </w:r>
-            <w:r>
-              <w:rPr>
-                <w:rFonts w:hint="eastAsia"/>
-              </w:rPr>
-              <w:t>T</w:t>
-            </w:r>
-            <w:r>
-              <w:t>ime</w:t>
+              <w:t xml:space="preserve">p </w:t>
+            </w:r>
+            <w:r>
+              <w:t>address</w:t>
+            </w:r>
+          </w:p>
+        </w:tc>
+      </w:tr>
+      <w:tr>
+        <w:tc>
+          <w:tcPr>
+            <w:tcW w:w="1942" w:type="dxa"/>
+          </w:tcPr>
+          <w:p>
+            <w:r>
+              <w:t>d</w:t>
+            </w:r>
+            <w:r>
+              <w:rPr>
+                <w:rFonts w:hint="eastAsia"/>
+              </w:rPr>
+              <w:t>ip</w:t>
+            </w:r>
+          </w:p>
+        </w:tc>
+        <w:tc>
+          <w:tcPr>
+            <w:tcW w:w="1337" w:type="dxa"/>
+          </w:tcPr>
+          <w:p>
+            <w:r>
+              <w:t>Destination IP Address</w:t>
             </w:r>
           </w:p>
         </w:tc>
@@ -1952,58 +2455,427 @@
           </w:tcPr>
           <w:p>
             <w:r>
-              <w:t>Ex. 2018-08-08 17:15:10</w:t>
-            </w:r>
-          </w:p>
-        </w:tc>
-        <w:tc>
-          <w:tcPr>
-            <w:tcW w:w="1267" w:type="dxa"/>
+              <w:t xml:space="preserve">Ex. </w:t>
+            </w:r>
+            <w:r>
+              <w:rPr>
+                <w:rFonts w:hint="eastAsia"/>
+              </w:rPr>
+              <w:t>120.113.1.10</w:t>
+            </w:r>
+          </w:p>
+        </w:tc>
+        <w:tc>
+          <w:tcPr>
+            <w:tcW w:w="1168" w:type="dxa"/>
+          </w:tcPr>
+          <w:p>
+            <w:r>
+              <w:t>I</w:t>
+            </w:r>
+            <w:r>
+              <w:rPr>
+                <w:rFonts w:hint="eastAsia"/>
+              </w:rPr>
+              <w:t xml:space="preserve">p </w:t>
+            </w:r>
+            <w:r>
+              <w:t>address</w:t>
+            </w:r>
+          </w:p>
+        </w:tc>
+      </w:tr>
+      <w:tr>
+        <w:tc>
+          <w:tcPr>
+            <w:tcW w:w="1942" w:type="dxa"/>
+          </w:tcPr>
+          <w:p>
+            <w:r>
+              <w:t>sipv6</w:t>
+            </w:r>
+          </w:p>
+        </w:tc>
+        <w:tc>
+          <w:tcPr>
+            <w:tcW w:w="1337" w:type="dxa"/>
+          </w:tcPr>
+          <w:p>
+            <w:r>
+              <w:rPr>
+                <w:rFonts w:hint="eastAsia"/>
+              </w:rPr>
+              <w:t>Source IP</w:t>
+            </w:r>
+            <w:r>
+              <w:t>v6</w:t>
+            </w:r>
+            <w:r>
+              <w:rPr>
+                <w:rFonts w:hint="eastAsia"/>
+              </w:rPr>
+              <w:t xml:space="preserve"> Address</w:t>
+            </w:r>
+          </w:p>
+        </w:tc>
+        <w:tc>
+          <w:tcPr>
+            <w:tcW w:w="4227" w:type="dxa"/>
+          </w:tcPr>
+          <w:p>
+            <w:r>
+              <w:rPr>
+                <w:rFonts w:hint="eastAsia"/>
+              </w:rPr>
+              <w:t xml:space="preserve">Ex. </w:t>
+            </w:r>
+            <w:r>
+              <w:t>402:7500:55e:19</w:t>
+            </w:r>
+            <w:proofErr w:type="gramStart"/>
+            <w:r>
+              <w:t>ca:b</w:t>
+            </w:r>
+            <w:proofErr w:type="gramEnd"/>
+            <w:r>
+              <w:t>460:360a:2f</w:t>
+            </w:r>
+            <w:proofErr w:type="gramStart"/>
+            <w:r>
+              <w:t>00:a</w:t>
+            </w:r>
+            <w:proofErr w:type="gramEnd"/>
+            <w:r>
+              <w:t>688</w:t>
+            </w:r>
+          </w:p>
+        </w:tc>
+        <w:tc>
+          <w:tcPr>
+            <w:tcW w:w="1168" w:type="dxa"/>
+          </w:tcPr>
+          <w:p>
+            <w:r>
+              <w:t>I</w:t>
+            </w:r>
+            <w:r>
+              <w:rPr>
+                <w:rFonts w:hint="eastAsia"/>
+              </w:rPr>
+              <w:t xml:space="preserve">PV6 </w:t>
+            </w:r>
+            <w:r>
+              <w:t>address</w:t>
+            </w:r>
+          </w:p>
+        </w:tc>
+      </w:tr>
+      <w:tr>
+        <w:tc>
+          <w:tcPr>
+            <w:tcW w:w="1942" w:type="dxa"/>
+          </w:tcPr>
+          <w:p>
+            <w:r>
+              <w:lastRenderedPageBreak/>
+              <w:t>d</w:t>
+            </w:r>
+            <w:r>
+              <w:t>ipv6</w:t>
+            </w:r>
+          </w:p>
+        </w:tc>
+        <w:tc>
+          <w:tcPr>
+            <w:tcW w:w="1337" w:type="dxa"/>
+          </w:tcPr>
+          <w:p>
+            <w:r>
+              <w:t>Destination IP</w:t>
+            </w:r>
+            <w:r>
+              <w:t>v6</w:t>
+            </w:r>
+            <w:r>
+              <w:t xml:space="preserve"> Address</w:t>
+            </w:r>
+          </w:p>
+        </w:tc>
+        <w:tc>
+          <w:tcPr>
+            <w:tcW w:w="4227" w:type="dxa"/>
+          </w:tcPr>
+          <w:p>
+            <w:r>
+              <w:rPr>
+                <w:rFonts w:hint="eastAsia"/>
+              </w:rPr>
+              <w:t xml:space="preserve">Ex. </w:t>
+            </w:r>
+            <w:r>
+              <w:t>2a</w:t>
+            </w:r>
+            <w:proofErr w:type="gramStart"/>
+            <w:r>
+              <w:t>00:1450:4009:11::</w:t>
+            </w:r>
+            <w:proofErr w:type="gramEnd"/>
+            <w:r>
+              <w:t>a</w:t>
+            </w:r>
+          </w:p>
+        </w:tc>
+        <w:tc>
+          <w:tcPr>
+            <w:tcW w:w="1168" w:type="dxa"/>
+          </w:tcPr>
+          <w:p>
+            <w:r>
+              <w:t>I</w:t>
+            </w:r>
+            <w:r>
+              <w:rPr>
+                <w:rFonts w:hint="eastAsia"/>
+              </w:rPr>
+              <w:t xml:space="preserve">PV6 </w:t>
+            </w:r>
+            <w:r>
+              <w:t>address</w:t>
+            </w:r>
+          </w:p>
+        </w:tc>
+      </w:tr>
+      <w:tr>
+        <w:tc>
+          <w:tcPr>
+            <w:tcW w:w="1942" w:type="dxa"/>
+          </w:tcPr>
+          <w:p>
+            <w:r>
+              <w:rPr>
+                <w:rFonts w:hint="eastAsia"/>
+              </w:rPr>
+              <w:t>sport</w:t>
+            </w:r>
+          </w:p>
+        </w:tc>
+        <w:tc>
+          <w:tcPr>
+            <w:tcW w:w="1337" w:type="dxa"/>
+          </w:tcPr>
+          <w:p>
+            <w:r>
+              <w:t>S</w:t>
+            </w:r>
+            <w:r>
+              <w:rPr>
+                <w:rFonts w:hint="eastAsia"/>
+              </w:rPr>
+              <w:t xml:space="preserve">ource </w:t>
+            </w:r>
+            <w:r>
+              <w:t>Port</w:t>
+            </w:r>
+          </w:p>
+        </w:tc>
+        <w:tc>
+          <w:tcPr>
+            <w:tcW w:w="4227" w:type="dxa"/>
+          </w:tcPr>
+          <w:p>
+            <w:r>
+              <w:t xml:space="preserve">Ex. </w:t>
+            </w:r>
+            <w:r>
+              <w:rPr>
+                <w:rFonts w:hint="eastAsia"/>
+              </w:rPr>
+              <w:t>1111</w:t>
+            </w:r>
+          </w:p>
+        </w:tc>
+        <w:tc>
+          <w:tcPr>
+            <w:tcW w:w="1168" w:type="dxa"/>
+          </w:tcPr>
+          <w:p>
+            <w:r>
+              <w:t>s</w:t>
+            </w:r>
+            <w:r>
+              <w:rPr>
+                <w:rFonts w:hint="eastAsia"/>
+              </w:rPr>
+              <w:t xml:space="preserve">hort </w:t>
+            </w:r>
+            <w:r>
+              <w:t>int</w:t>
+            </w:r>
+          </w:p>
+        </w:tc>
+      </w:tr>
+      <w:tr>
+        <w:tc>
+          <w:tcPr>
+            <w:tcW w:w="1942" w:type="dxa"/>
           </w:tcPr>
           <w:p>
             <w:proofErr w:type="spellStart"/>
             <w:r>
-              <w:t>yyyy</w:t>
+              <w:rPr>
+                <w:rFonts w:hint="eastAsia"/>
+              </w:rPr>
+              <w:t>dport</w:t>
             </w:r>
             <w:proofErr w:type="spellEnd"/>
-            <w:r>
-              <w:t xml:space="preserve">-mm-dd </w:t>
-            </w:r>
+          </w:p>
+        </w:tc>
+        <w:tc>
+          <w:tcPr>
+            <w:tcW w:w="1337" w:type="dxa"/>
+          </w:tcPr>
+          <w:p>
+            <w:r>
+              <w:rPr>
+                <w:rFonts w:hint="eastAsia"/>
+              </w:rPr>
+              <w:t>Destination Port</w:t>
+            </w:r>
+          </w:p>
+        </w:tc>
+        <w:tc>
+          <w:tcPr>
+            <w:tcW w:w="4227" w:type="dxa"/>
+          </w:tcPr>
+          <w:p>
+            <w:r>
+              <w:t>E</w:t>
+            </w:r>
+            <w:r>
+              <w:rPr>
+                <w:rFonts w:hint="eastAsia"/>
+              </w:rPr>
+              <w:t>x.</w:t>
+            </w:r>
+            <w:r>
+              <w:t xml:space="preserve"> 443</w:t>
+            </w:r>
+          </w:p>
+        </w:tc>
+        <w:tc>
+          <w:tcPr>
+            <w:tcW w:w="1168" w:type="dxa"/>
+          </w:tcPr>
+          <w:p>
+            <w:r>
+              <w:t>s</w:t>
+            </w:r>
+            <w:r>
+              <w:rPr>
+                <w:rFonts w:hint="eastAsia"/>
+              </w:rPr>
+              <w:t xml:space="preserve">hort </w:t>
+            </w:r>
+            <w:r>
+              <w:t>int</w:t>
+            </w:r>
+          </w:p>
+        </w:tc>
+      </w:tr>
+      <w:tr>
+        <w:tc>
+          <w:tcPr>
+            <w:tcW w:w="1942" w:type="dxa"/>
+          </w:tcPr>
+          <w:p>
+            <w:r>
+              <w:rPr>
+                <w:rFonts w:hint="eastAsia"/>
+              </w:rPr>
+              <w:t>protocol</w:t>
+            </w:r>
+          </w:p>
+        </w:tc>
+        <w:tc>
+          <w:tcPr>
+            <w:tcW w:w="1337" w:type="dxa"/>
+          </w:tcPr>
+          <w:p>
+            <w:r>
+              <w:rPr>
+                <w:rFonts w:hint="eastAsia"/>
+              </w:rPr>
+              <w:t>IP Protoc</w:t>
+            </w:r>
+            <w:r>
+              <w:t>o</w:t>
+            </w:r>
+            <w:r>
+              <w:rPr>
+                <w:rFonts w:hint="eastAsia"/>
+              </w:rPr>
+              <w:t>l</w:t>
+            </w:r>
+          </w:p>
+        </w:tc>
+        <w:tc>
+          <w:tcPr>
+            <w:tcW w:w="4227" w:type="dxa"/>
+          </w:tcPr>
+          <w:p/>
+        </w:tc>
+        <w:tc>
+          <w:tcPr>
+            <w:tcW w:w="1168" w:type="dxa"/>
+          </w:tcPr>
+          <w:p>
+            <w:r>
+              <w:t>s</w:t>
+            </w:r>
+            <w:r>
+              <w:rPr>
+                <w:rFonts w:hint="eastAsia"/>
+              </w:rPr>
+              <w:t xml:space="preserve">hort </w:t>
+            </w:r>
+            <w:r>
+              <w:t>int</w:t>
+            </w:r>
+          </w:p>
+        </w:tc>
+      </w:tr>
+      <w:tr>
+        <w:tc>
+          <w:tcPr>
+            <w:tcW w:w="1942" w:type="dxa"/>
+          </w:tcPr>
+          <w:p>
             <w:proofErr w:type="spellStart"/>
             <w:r>
-              <w:t>hh:mm:ss</w:t>
+              <w:t>f</w:t>
+            </w:r>
+            <w:r>
+              <w:rPr>
+                <w:rFonts w:hint="eastAsia"/>
+              </w:rPr>
+              <w:t>ind_</w:t>
+            </w:r>
+            <w:r>
+              <w:t>id</w:t>
             </w:r>
             <w:proofErr w:type="spellEnd"/>
           </w:p>
         </w:tc>
-      </w:tr>
-      <w:tr>
-        <w:tc>
-          <w:tcPr>
-            <w:tcW w:w="1505" w:type="dxa"/>
-          </w:tcPr>
-          <w:p>
-            <w:r>
-              <w:t>si</w:t>
-            </w:r>
-            <w:r>
-              <w:rPr>
-                <w:rFonts w:hint="eastAsia"/>
-              </w:rPr>
-              <w:t>p</w:t>
-            </w:r>
-          </w:p>
-        </w:tc>
-        <w:tc>
-          <w:tcPr>
-            <w:tcW w:w="1360" w:type="dxa"/>
-          </w:tcPr>
-          <w:p>
-            <w:r>
-              <w:rPr>
-                <w:rFonts w:hint="eastAsia"/>
-              </w:rPr>
-              <w:t>Source IP Address</w:t>
+        <w:tc>
+          <w:tcPr>
+            <w:tcW w:w="1337" w:type="dxa"/>
+          </w:tcPr>
+          <w:p>
+            <w:r>
+              <w:rPr>
+                <w:rFonts w:hint="eastAsia"/>
+              </w:rPr>
+              <w:t>Grism find id</w:t>
             </w:r>
           </w:p>
         </w:tc>
@@ -2013,60 +2885,65 @@
           </w:tcPr>
           <w:p>
             <w:r>
-              <w:t xml:space="preserve">Ex. </w:t>
-            </w:r>
-            <w:r>
-              <w:rPr>
-                <w:rFonts w:hint="eastAsia"/>
-              </w:rPr>
-              <w:t>192.168.1.10</w:t>
-            </w:r>
-          </w:p>
-        </w:tc>
-        <w:tc>
-          <w:tcPr>
-            <w:tcW w:w="1267" w:type="dxa"/>
-          </w:tcPr>
-          <w:p>
-            <w:r>
-              <w:t>I</w:t>
-            </w:r>
-            <w:r>
-              <w:rPr>
-                <w:rFonts w:hint="eastAsia"/>
-              </w:rPr>
-              <w:t xml:space="preserve">p </w:t>
-            </w:r>
-            <w:r>
-              <w:t>address</w:t>
-            </w:r>
-          </w:p>
-        </w:tc>
-      </w:tr>
-      <w:tr>
-        <w:tc>
-          <w:tcPr>
-            <w:tcW w:w="1505" w:type="dxa"/>
-          </w:tcPr>
-          <w:p>
-            <w:r>
-              <w:t>d</w:t>
-            </w:r>
-            <w:r>
-              <w:rPr>
-                <w:rFonts w:hint="eastAsia"/>
-              </w:rPr>
-              <w:t>ip</w:t>
-            </w:r>
-          </w:p>
-        </w:tc>
-        <w:tc>
-          <w:tcPr>
-            <w:tcW w:w="1360" w:type="dxa"/>
-          </w:tcPr>
-          <w:p>
-            <w:r>
-              <w:t>Destination IP Address</w:t>
+              <w:rPr>
+                <w:rFonts w:hint="eastAsia"/>
+              </w:rPr>
+              <w:t>通常用作黑名單</w:t>
+            </w:r>
+            <w:r>
+              <w:t>id</w:t>
+            </w:r>
+            <w:r>
+              <w:rPr>
+                <w:rFonts w:hint="eastAsia"/>
+              </w:rPr>
+              <w:t>使用</w:t>
+            </w:r>
+          </w:p>
+        </w:tc>
+        <w:tc>
+          <w:tcPr>
+            <w:tcW w:w="1168" w:type="dxa"/>
+          </w:tcPr>
+          <w:p>
+            <w:r>
+              <w:rPr>
+                <w:rFonts w:hint="eastAsia"/>
+              </w:rPr>
+              <w:t>int</w:t>
+            </w:r>
+          </w:p>
+        </w:tc>
+      </w:tr>
+      <w:tr>
+        <w:tc>
+          <w:tcPr>
+            <w:tcW w:w="1942" w:type="dxa"/>
+          </w:tcPr>
+          <w:p>
+            <w:proofErr w:type="spellStart"/>
+            <w:r>
+              <w:t>filter_id</w:t>
+            </w:r>
+            <w:proofErr w:type="spellEnd"/>
+          </w:p>
+        </w:tc>
+        <w:tc>
+          <w:tcPr>
+            <w:tcW w:w="1337" w:type="dxa"/>
+          </w:tcPr>
+          <w:p>
+            <w:r>
+              <w:rPr>
+                <w:rFonts w:hint="eastAsia"/>
+              </w:rPr>
+              <w:t xml:space="preserve">Grism </w:t>
+            </w:r>
+            <w:r>
+              <w:t xml:space="preserve">filter </w:t>
+            </w:r>
+            <w:r>
+              <w:t>id</w:t>
             </w:r>
           </w:p>
         </w:tc>
@@ -2076,66 +2953,53 @@
           </w:tcPr>
           <w:p>
             <w:r>
-              <w:t xml:space="preserve">Ex. </w:t>
-            </w:r>
-            <w:r>
-              <w:rPr>
-                <w:rFonts w:hint="eastAsia"/>
-              </w:rPr>
-              <w:t>120.113.1.10</w:t>
-            </w:r>
-          </w:p>
-        </w:tc>
-        <w:tc>
-          <w:tcPr>
-            <w:tcW w:w="1267" w:type="dxa"/>
-          </w:tcPr>
-          <w:p>
-            <w:r>
-              <w:t>I</w:t>
-            </w:r>
-            <w:r>
-              <w:rPr>
-                <w:rFonts w:hint="eastAsia"/>
-              </w:rPr>
-              <w:t xml:space="preserve">p </w:t>
-            </w:r>
-            <w:r>
-              <w:t>address</w:t>
-            </w:r>
-          </w:p>
-        </w:tc>
-      </w:tr>
-      <w:tr>
-        <w:tc>
-          <w:tcPr>
-            <w:tcW w:w="1505" w:type="dxa"/>
-          </w:tcPr>
-          <w:p>
-            <w:r>
-              <w:t>sipv6</w:t>
-            </w:r>
-          </w:p>
-        </w:tc>
-        <w:tc>
-          <w:tcPr>
-            <w:tcW w:w="1360" w:type="dxa"/>
-          </w:tcPr>
-          <w:p>
-            <w:r>
-              <w:rPr>
-                <w:rFonts w:hint="eastAsia"/>
-              </w:rPr>
-              <w:t>Source IP</w:t>
-            </w:r>
-            <w:r>
-              <w:t>v6</w:t>
-            </w:r>
-            <w:r>
-              <w:rPr>
-                <w:rFonts w:hint="eastAsia"/>
-              </w:rPr>
-              <w:t xml:space="preserve"> Address</w:t>
+              <w:t>E</w:t>
+            </w:r>
+            <w:r>
+              <w:rPr>
+                <w:rFonts w:hint="eastAsia"/>
+              </w:rPr>
+              <w:t>x.</w:t>
+            </w:r>
+            <w:r>
+              <w:t xml:space="preserve"> 10000</w:t>
+            </w:r>
+          </w:p>
+        </w:tc>
+        <w:tc>
+          <w:tcPr>
+            <w:tcW w:w="1168" w:type="dxa"/>
+          </w:tcPr>
+          <w:p>
+            <w:r>
+              <w:rPr>
+                <w:rFonts w:hint="eastAsia"/>
+              </w:rPr>
+              <w:t>int</w:t>
+            </w:r>
+          </w:p>
+        </w:tc>
+      </w:tr>
+      <w:tr>
+        <w:tc>
+          <w:tcPr>
+            <w:tcW w:w="1942" w:type="dxa"/>
+          </w:tcPr>
+          <w:p>
+            <w:proofErr w:type="spellStart"/>
+            <w:r>
+              <w:t>find_type</w:t>
+            </w:r>
+            <w:proofErr w:type="spellEnd"/>
+          </w:p>
+        </w:tc>
+        <w:tc>
+          <w:tcPr>
+            <w:tcW w:w="1337" w:type="dxa"/>
+          </w:tcPr>
+          <w:p>
+            <w:r>
+              <w:t>Grism find type</w:t>
             </w:r>
           </w:p>
         </w:tc>
@@ -2145,63 +3009,124 @@
           </w:tcPr>
           <w:p>
             <w:r>
-              <w:rPr>
-                <w:rFonts w:hint="eastAsia"/>
-              </w:rPr>
-              <w:t xml:space="preserve">Ex. </w:t>
-            </w:r>
-            <w:r>
-              <w:t>402:7500:55e:19ca:b460:360a:2f00:a688</w:t>
-            </w:r>
-          </w:p>
-        </w:tc>
-        <w:tc>
-          <w:tcPr>
-            <w:tcW w:w="1267" w:type="dxa"/>
-          </w:tcPr>
-          <w:p>
-            <w:r>
-              <w:t>I</w:t>
-            </w:r>
-            <w:r>
-              <w:rPr>
-                <w:rFonts w:hint="eastAsia"/>
-              </w:rPr>
-              <w:t xml:space="preserve">PV6 </w:t>
-            </w:r>
-            <w:r>
-              <w:t>address</w:t>
-            </w:r>
-          </w:p>
-        </w:tc>
-      </w:tr>
-      <w:tr>
-        <w:tc>
-          <w:tcPr>
-            <w:tcW w:w="1505" w:type="dxa"/>
-          </w:tcPr>
-          <w:p>
-            <w:r>
-              <w:t>d</w:t>
-            </w:r>
-            <w:r>
-              <w:t>ipv6</w:t>
-            </w:r>
-          </w:p>
-        </w:tc>
-        <w:tc>
-          <w:tcPr>
-            <w:tcW w:w="1360" w:type="dxa"/>
-          </w:tcPr>
-          <w:p>
-            <w:r>
-              <w:t>Destination IP</w:t>
-            </w:r>
-            <w:r>
-              <w:t>v6</w:t>
-            </w:r>
-            <w:r>
-              <w:t xml:space="preserve"> Address</w:t>
+              <w:t>Ex.</w:t>
+            </w:r>
+            <w:r>
+              <w:t xml:space="preserve"> </w:t>
+            </w:r>
+            <w:r>
+              <w:rPr>
+                <w:rFonts w:hint="eastAsia"/>
+              </w:rPr>
+              <w:t>其他可參考</w:t>
+            </w:r>
+            <w:r>
+              <w:t xml:space="preserve"> </w:t>
+            </w:r>
+            <w:r>
+              <w:t>https://packetx.gitbook.io/grism-xml/readme/filter/find</w:t>
+            </w:r>
+          </w:p>
+          <w:p>
+            <w:r>
+              <w:t>71: IPv4 hash</w:t>
+            </w:r>
+          </w:p>
+          <w:p>
+            <w:r>
+              <w:t xml:space="preserve">72: </w:t>
+            </w:r>
+            <w:proofErr w:type="spellStart"/>
+            <w:r>
+              <w:t>dns</w:t>
+            </w:r>
+            <w:proofErr w:type="spellEnd"/>
+            <w:r>
+              <w:t xml:space="preserve"> query name hash</w:t>
+            </w:r>
+          </w:p>
+          <w:p>
+            <w:r>
+              <w:t xml:space="preserve">73: </w:t>
+            </w:r>
+            <w:proofErr w:type="spellStart"/>
+            <w:r>
+              <w:t>dns</w:t>
+            </w:r>
+            <w:proofErr w:type="spellEnd"/>
+            <w:r>
+              <w:t xml:space="preserve"> query name public suffix hash</w:t>
+            </w:r>
+          </w:p>
+          <w:p>
+            <w:r>
+              <w:t xml:space="preserve">74: http request </w:t>
+            </w:r>
+            <w:proofErr w:type="spellStart"/>
+            <w:r>
+              <w:t>url</w:t>
+            </w:r>
+            <w:proofErr w:type="spellEnd"/>
+            <w:r>
+              <w:t xml:space="preserve"> hash</w:t>
+            </w:r>
+          </w:p>
+        </w:tc>
+        <w:tc>
+          <w:tcPr>
+            <w:tcW w:w="1168" w:type="dxa"/>
+          </w:tcPr>
+          <w:p>
+            <w:r>
+              <w:t>int</w:t>
+            </w:r>
+          </w:p>
+        </w:tc>
+      </w:tr>
+      <w:tr>
+        <w:tc>
+          <w:tcPr>
+            <w:tcW w:w="1942" w:type="dxa"/>
+          </w:tcPr>
+          <w:p>
+            <w:proofErr w:type="spellStart"/>
+            <w:r>
+              <w:t>f</w:t>
+            </w:r>
+            <w:r>
+              <w:rPr>
+                <w:rFonts w:hint="eastAsia"/>
+              </w:rPr>
+              <w:t>ind_</w:t>
+            </w:r>
+            <w:r>
+              <w:t>content</w:t>
+            </w:r>
+            <w:proofErr w:type="spellEnd"/>
+          </w:p>
+        </w:tc>
+        <w:tc>
+          <w:tcPr>
+            <w:tcW w:w="1337" w:type="dxa"/>
+          </w:tcPr>
+          <w:p>
+            <w:r>
+              <w:rPr>
+                <w:rFonts w:hint="eastAsia"/>
+              </w:rPr>
+              <w:t>Grism F</w:t>
+            </w:r>
+            <w:r>
+              <w:t>i</w:t>
+            </w:r>
+            <w:r>
+              <w:rPr>
+                <w:rFonts w:hint="eastAsia"/>
+              </w:rPr>
+              <w:t xml:space="preserve">nd </w:t>
+            </w:r>
+            <w:r>
+              <w:t>Content</w:t>
             </w:r>
           </w:p>
         </w:tc>
@@ -2214,63 +3139,70 @@
               <w:rPr>
                 <w:rFonts w:hint="eastAsia"/>
               </w:rPr>
-              <w:t xml:space="preserve">Ex. </w:t>
-            </w:r>
-            <w:r>
-              <w:t>2a00:1450:4009:11::a</w:t>
-            </w:r>
-          </w:p>
-        </w:tc>
-        <w:tc>
-          <w:tcPr>
-            <w:tcW w:w="1267" w:type="dxa"/>
-          </w:tcPr>
-          <w:p>
-            <w:r>
-              <w:t>I</w:t>
-            </w:r>
-            <w:r>
-              <w:rPr>
-                <w:rFonts w:hint="eastAsia"/>
-              </w:rPr>
-              <w:t xml:space="preserve">PV6 </w:t>
-            </w:r>
-            <w:r>
-              <w:t>address</w:t>
-            </w:r>
-          </w:p>
-        </w:tc>
-      </w:tr>
-      <w:tr>
-        <w:tc>
-          <w:tcPr>
-            <w:tcW w:w="1505" w:type="dxa"/>
-          </w:tcPr>
-          <w:p>
-            <w:r>
-              <w:rPr>
-                <w:rFonts w:hint="eastAsia"/>
-              </w:rPr>
-              <w:t>sport</w:t>
-            </w:r>
-          </w:p>
-        </w:tc>
-        <w:tc>
-          <w:tcPr>
-            <w:tcW w:w="1360" w:type="dxa"/>
-          </w:tcPr>
-          <w:p>
-            <w:r>
-              <w:t>S</w:t>
-            </w:r>
-            <w:r>
-              <w:rPr>
-                <w:rFonts w:hint="eastAsia"/>
-              </w:rPr>
-              <w:t xml:space="preserve">ource </w:t>
-            </w:r>
-            <w:r>
-              <w:t>Port</w:t>
+              <w:t>通常用作黑名單</w:t>
+            </w:r>
+            <w:r>
+              <w:t>content</w:t>
+            </w:r>
+            <w:r>
+              <w:rPr>
+                <w:rFonts w:hint="eastAsia"/>
+              </w:rPr>
+              <w:t>使用，內容包含</w:t>
+            </w:r>
+            <w:r>
+              <w:t xml:space="preserve">IP, domain, </w:t>
+            </w:r>
+            <w:proofErr w:type="spellStart"/>
+            <w:r>
+              <w:t>url</w:t>
+            </w:r>
+            <w:proofErr w:type="spellEnd"/>
+          </w:p>
+        </w:tc>
+        <w:tc>
+          <w:tcPr>
+            <w:tcW w:w="1168" w:type="dxa"/>
+          </w:tcPr>
+          <w:p>
+            <w:r>
+              <w:rPr>
+                <w:rFonts w:hint="eastAsia"/>
+              </w:rPr>
+              <w:t>string</w:t>
+            </w:r>
+          </w:p>
+        </w:tc>
+      </w:tr>
+      <w:tr>
+        <w:tc>
+          <w:tcPr>
+            <w:tcW w:w="1942" w:type="dxa"/>
+          </w:tcPr>
+          <w:p>
+            <w:proofErr w:type="spellStart"/>
+            <w:r>
+              <w:t>matched_content</w:t>
+            </w:r>
+            <w:proofErr w:type="spellEnd"/>
+          </w:p>
+        </w:tc>
+        <w:tc>
+          <w:tcPr>
+            <w:tcW w:w="1337" w:type="dxa"/>
+          </w:tcPr>
+          <w:p>
+            <w:r>
+              <w:t>M</w:t>
+            </w:r>
+            <w:r>
+              <w:rPr>
+                <w:rFonts w:hint="eastAsia"/>
+              </w:rPr>
+              <w:t xml:space="preserve">atched </w:t>
+            </w:r>
+            <w:r>
+              <w:t>content</w:t>
             </w:r>
           </w:p>
         </w:tc>
@@ -2280,503 +3212,45 @@
           </w:tcPr>
           <w:p>
             <w:r>
-              <w:t xml:space="preserve">Ex. </w:t>
-            </w:r>
-            <w:r>
-              <w:rPr>
-                <w:rFonts w:hint="eastAsia"/>
-              </w:rPr>
-              <w:t>1111</w:t>
-            </w:r>
-          </w:p>
-        </w:tc>
-        <w:tc>
-          <w:tcPr>
-            <w:tcW w:w="1267" w:type="dxa"/>
-          </w:tcPr>
-          <w:p>
-            <w:r>
-              <w:t>s</w:t>
-            </w:r>
-            <w:r>
-              <w:rPr>
-                <w:rFonts w:hint="eastAsia"/>
-              </w:rPr>
-              <w:t xml:space="preserve">hort </w:t>
-            </w:r>
-            <w:r>
-              <w:t>int</w:t>
-            </w:r>
-          </w:p>
-        </w:tc>
-      </w:tr>
-      <w:tr>
-        <w:tc>
-          <w:tcPr>
-            <w:tcW w:w="1505" w:type="dxa"/>
-          </w:tcPr>
-          <w:p>
-            <w:proofErr w:type="spellStart"/>
-            <w:r>
-              <w:rPr>
-                <w:rFonts w:hint="eastAsia"/>
-              </w:rPr>
-              <w:t>dport</w:t>
-            </w:r>
-            <w:proofErr w:type="spellEnd"/>
-          </w:p>
-        </w:tc>
-        <w:tc>
-          <w:tcPr>
-            <w:tcW w:w="1360" w:type="dxa"/>
-          </w:tcPr>
-          <w:p>
-            <w:r>
-              <w:rPr>
-                <w:rFonts w:hint="eastAsia"/>
-              </w:rPr>
-              <w:t>Destination Port</w:t>
-            </w:r>
-          </w:p>
-        </w:tc>
-        <w:tc>
-          <w:tcPr>
-            <w:tcW w:w="4227" w:type="dxa"/>
-          </w:tcPr>
-          <w:p>
-            <w:r>
-              <w:t>E</w:t>
-            </w:r>
-            <w:r>
-              <w:rPr>
-                <w:rFonts w:hint="eastAsia"/>
-              </w:rPr>
-              <w:t>x.</w:t>
-            </w:r>
-            <w:r>
-              <w:t xml:space="preserve"> 443</w:t>
-            </w:r>
-          </w:p>
-        </w:tc>
-        <w:tc>
-          <w:tcPr>
-            <w:tcW w:w="1267" w:type="dxa"/>
-          </w:tcPr>
-          <w:p>
-            <w:r>
-              <w:t>s</w:t>
-            </w:r>
-            <w:r>
-              <w:rPr>
-                <w:rFonts w:hint="eastAsia"/>
-              </w:rPr>
-              <w:t xml:space="preserve">hort </w:t>
-            </w:r>
-            <w:r>
-              <w:t>int</w:t>
-            </w:r>
-          </w:p>
-        </w:tc>
-      </w:tr>
-      <w:tr>
-        <w:tc>
-          <w:tcPr>
-            <w:tcW w:w="1505" w:type="dxa"/>
-          </w:tcPr>
-          <w:p>
-            <w:r>
-              <w:rPr>
-                <w:rFonts w:hint="eastAsia"/>
-              </w:rPr>
-              <w:t>protocol</w:t>
-            </w:r>
-          </w:p>
-        </w:tc>
-        <w:tc>
-          <w:tcPr>
-            <w:tcW w:w="1360" w:type="dxa"/>
-          </w:tcPr>
-          <w:p>
-            <w:r>
-              <w:rPr>
-                <w:rFonts w:hint="eastAsia"/>
-              </w:rPr>
-              <w:t xml:space="preserve">IP </w:t>
-            </w:r>
-            <w:proofErr w:type="spellStart"/>
-            <w:r>
-              <w:rPr>
-                <w:rFonts w:hint="eastAsia"/>
-              </w:rPr>
-              <w:t>Protocl</w:t>
-            </w:r>
-            <w:proofErr w:type="spellEnd"/>
-          </w:p>
-        </w:tc>
-        <w:tc>
-          <w:tcPr>
-            <w:tcW w:w="4227" w:type="dxa"/>
-          </w:tcPr>
-          <w:p/>
-        </w:tc>
-        <w:tc>
-          <w:tcPr>
-            <w:tcW w:w="1267" w:type="dxa"/>
-          </w:tcPr>
-          <w:p>
-            <w:r>
-              <w:t>s</w:t>
-            </w:r>
-            <w:r>
-              <w:rPr>
-                <w:rFonts w:hint="eastAsia"/>
-              </w:rPr>
-              <w:t xml:space="preserve">hort </w:t>
-            </w:r>
-            <w:r>
-              <w:t>int</w:t>
-            </w:r>
-          </w:p>
-        </w:tc>
-      </w:tr>
-      <w:tr>
-        <w:tc>
-          <w:tcPr>
-            <w:tcW w:w="1505" w:type="dxa"/>
-          </w:tcPr>
-          <w:p>
-            <w:proofErr w:type="spellStart"/>
-            <w:r>
-              <w:t>f</w:t>
-            </w:r>
-            <w:r>
-              <w:rPr>
-                <w:rFonts w:hint="eastAsia"/>
-              </w:rPr>
-              <w:t>ind_</w:t>
-            </w:r>
-            <w:r>
-              <w:t>id</w:t>
-            </w:r>
-            <w:proofErr w:type="spellEnd"/>
-          </w:p>
-        </w:tc>
-        <w:tc>
-          <w:tcPr>
-            <w:tcW w:w="1360" w:type="dxa"/>
-          </w:tcPr>
-          <w:p>
-            <w:proofErr w:type="spellStart"/>
-            <w:r>
-              <w:rPr>
-                <w:rFonts w:hint="eastAsia"/>
-              </w:rPr>
-              <w:t>Grism</w:t>
-            </w:r>
-            <w:proofErr w:type="spellEnd"/>
-            <w:r>
-              <w:rPr>
-                <w:rFonts w:hint="eastAsia"/>
-              </w:rPr>
-              <w:t xml:space="preserve"> find id</w:t>
-            </w:r>
-          </w:p>
-        </w:tc>
-        <w:tc>
-          <w:tcPr>
-            <w:tcW w:w="4227" w:type="dxa"/>
-          </w:tcPr>
-          <w:p>
-            <w:r>
-              <w:rPr>
-                <w:rFonts w:hint="eastAsia"/>
-              </w:rPr>
-              <w:t>通常用作黑名單</w:t>
-            </w:r>
-            <w:r>
-              <w:t>id</w:t>
-            </w:r>
-            <w:r>
-              <w:rPr>
-                <w:rFonts w:hint="eastAsia"/>
-              </w:rPr>
-              <w:t>使用</w:t>
-            </w:r>
-          </w:p>
-        </w:tc>
-        <w:tc>
-          <w:tcPr>
-            <w:tcW w:w="1267" w:type="dxa"/>
-          </w:tcPr>
-          <w:p>
-            <w:r>
-              <w:rPr>
-                <w:rFonts w:hint="eastAsia"/>
-              </w:rPr>
-              <w:t>int</w:t>
-            </w:r>
-          </w:p>
-        </w:tc>
-      </w:tr>
-      <w:tr>
-        <w:tc>
-          <w:tcPr>
-            <w:tcW w:w="1505" w:type="dxa"/>
-          </w:tcPr>
-          <w:p>
-            <w:proofErr w:type="spellStart"/>
-            <w:r>
-              <w:t>filter_id</w:t>
-            </w:r>
-            <w:proofErr w:type="spellEnd"/>
-          </w:p>
-        </w:tc>
-        <w:tc>
-          <w:tcPr>
-            <w:tcW w:w="1360" w:type="dxa"/>
-          </w:tcPr>
-          <w:p>
-            <w:proofErr w:type="spellStart"/>
-            <w:r>
-              <w:rPr>
-                <w:rFonts w:hint="eastAsia"/>
-              </w:rPr>
-              <w:t>Grism</w:t>
-            </w:r>
-            <w:proofErr w:type="spellEnd"/>
-            <w:r>
-              <w:rPr>
-                <w:rFonts w:hint="eastAsia"/>
-              </w:rPr>
+              <w:rPr>
+                <w:rFonts w:hint="eastAsia"/>
+              </w:rPr>
+              <w:t>當比對條件有</w:t>
+            </w:r>
+            <w:r>
+              <w:t>hash</w:t>
+            </w:r>
+            <w:r>
+              <w:rPr>
+                <w:rFonts w:hint="eastAsia"/>
+              </w:rPr>
+              <w:t>過或是部分內容比對，例如比對條件是</w:t>
+            </w:r>
+            <w:r>
+              <w:rPr>
+                <w:rFonts w:hint="eastAsia"/>
+              </w:rPr>
+              <w:t>*</w:t>
+            </w:r>
+            <w:r>
+              <w:t>.</w:t>
+            </w:r>
+            <w:r>
+              <w:t xml:space="preserve">googlevideo.com </w:t>
+            </w:r>
+            <w:r>
               <w:t xml:space="preserve"> </w:t>
             </w:r>
             <w:r>
-              <w:t xml:space="preserve">filter </w:t>
-            </w:r>
-            <w:r>
-              <w:t>id</w:t>
-            </w:r>
-          </w:p>
-        </w:tc>
-        <w:tc>
-          <w:tcPr>
-            <w:tcW w:w="4227" w:type="dxa"/>
-          </w:tcPr>
-          <w:p>
-            <w:r>
-              <w:t>E</w:t>
-            </w:r>
-            <w:r>
-              <w:rPr>
-                <w:rFonts w:hint="eastAsia"/>
-              </w:rPr>
-              <w:t>x.</w:t>
-            </w:r>
-            <w:r>
-              <w:t xml:space="preserve"> 10000</w:t>
-            </w:r>
-          </w:p>
-        </w:tc>
-        <w:tc>
-          <w:tcPr>
-            <w:tcW w:w="1267" w:type="dxa"/>
-          </w:tcPr>
-          <w:p>
-            <w:r>
-              <w:rPr>
-                <w:rFonts w:hint="eastAsia"/>
-              </w:rPr>
-              <w:t>int</w:t>
-            </w:r>
-          </w:p>
-        </w:tc>
-      </w:tr>
-      <w:tr>
-        <w:tc>
-          <w:tcPr>
-            <w:tcW w:w="1505" w:type="dxa"/>
-          </w:tcPr>
-          <w:p>
-            <w:proofErr w:type="spellStart"/>
-            <w:r>
-              <w:t>F</w:t>
-            </w:r>
-            <w:r>
-              <w:rPr>
-                <w:rFonts w:hint="eastAsia"/>
-              </w:rPr>
-              <w:t>ind_</w:t>
-            </w:r>
-            <w:r>
-              <w:t>content</w:t>
-            </w:r>
-            <w:proofErr w:type="spellEnd"/>
-          </w:p>
-        </w:tc>
-        <w:tc>
-          <w:tcPr>
-            <w:tcW w:w="1360" w:type="dxa"/>
-          </w:tcPr>
-          <w:p>
-            <w:proofErr w:type="spellStart"/>
-            <w:r>
-              <w:rPr>
-                <w:rFonts w:hint="eastAsia"/>
-              </w:rPr>
-              <w:t>Grism</w:t>
-            </w:r>
-            <w:proofErr w:type="spellEnd"/>
-            <w:r>
-              <w:rPr>
-                <w:rFonts w:hint="eastAsia"/>
-              </w:rPr>
-              <w:t xml:space="preserve"> F</w:t>
-            </w:r>
-            <w:r>
-              <w:t>i</w:t>
-            </w:r>
-            <w:r>
-              <w:rPr>
-                <w:rFonts w:hint="eastAsia"/>
-              </w:rPr>
-              <w:t xml:space="preserve">nd </w:t>
-            </w:r>
-            <w:r>
-              <w:lastRenderedPageBreak/>
-              <w:t>Content</w:t>
-            </w:r>
-          </w:p>
-        </w:tc>
-        <w:tc>
-          <w:tcPr>
-            <w:tcW w:w="4227" w:type="dxa"/>
-          </w:tcPr>
-          <w:p>
-            <w:r>
-              <w:rPr>
-                <w:rFonts w:hint="eastAsia"/>
-              </w:rPr>
-              <w:lastRenderedPageBreak/>
-              <w:t>通常用作黑名單</w:t>
-            </w:r>
-            <w:r>
-              <w:t>content</w:t>
-            </w:r>
-            <w:r>
-              <w:rPr>
-                <w:rFonts w:hint="eastAsia"/>
-              </w:rPr>
-              <w:t>使用，內容包</w:t>
-            </w:r>
-            <w:r>
-              <w:rPr>
-                <w:rFonts w:hint="eastAsia"/>
-              </w:rPr>
-              <w:lastRenderedPageBreak/>
-              <w:t>含</w:t>
-            </w:r>
-            <w:r>
-              <w:t xml:space="preserve">IP, domain, </w:t>
-            </w:r>
-            <w:proofErr w:type="spellStart"/>
-            <w:r>
-              <w:t>url</w:t>
-            </w:r>
-            <w:proofErr w:type="spellEnd"/>
-          </w:p>
-        </w:tc>
-        <w:tc>
-          <w:tcPr>
-            <w:tcW w:w="1267" w:type="dxa"/>
-          </w:tcPr>
-          <w:p>
-            <w:r>
-              <w:rPr>
-                <w:rFonts w:hint="eastAsia"/>
-              </w:rPr>
-              <w:lastRenderedPageBreak/>
-              <w:t>string</w:t>
-            </w:r>
-          </w:p>
-        </w:tc>
-      </w:tr>
-      <w:tr>
-        <w:tc>
-          <w:tcPr>
-            <w:tcW w:w="1505" w:type="dxa"/>
-          </w:tcPr>
-          <w:p>
-            <w:proofErr w:type="spellStart"/>
-            <w:r>
-              <w:t>matched_content</w:t>
-            </w:r>
-            <w:proofErr w:type="spellEnd"/>
-          </w:p>
-        </w:tc>
-        <w:tc>
-          <w:tcPr>
-            <w:tcW w:w="1360" w:type="dxa"/>
-          </w:tcPr>
-          <w:p>
-            <w:r>
-              <w:t>M</w:t>
-            </w:r>
-            <w:r>
-              <w:rPr>
-                <w:rFonts w:hint="eastAsia"/>
-              </w:rPr>
-              <w:t xml:space="preserve">atched </w:t>
-            </w:r>
-            <w:r>
-              <w:t>content</w:t>
-            </w:r>
-          </w:p>
-        </w:tc>
-        <w:tc>
-          <w:tcPr>
-            <w:tcW w:w="4227" w:type="dxa"/>
-          </w:tcPr>
-          <w:p>
-            <w:r>
-              <w:rPr>
-                <w:rFonts w:hint="eastAsia"/>
-              </w:rPr>
-              <w:t>當比對條件有</w:t>
-            </w:r>
-            <w:r>
-              <w:t>hash</w:t>
-            </w:r>
-            <w:r>
-              <w:rPr>
-                <w:rFonts w:hint="eastAsia"/>
-              </w:rPr>
-              <w:t>過或是部分內容比對，例如比對條件是</w:t>
-            </w:r>
-            <w:r>
-              <w:rPr>
-                <w:rFonts w:hint="eastAsia"/>
-              </w:rPr>
-              <w:t>*</w:t>
-            </w:r>
-            <w:r>
-              <w:t>.</w:t>
-            </w:r>
-            <w:r>
-              <w:t xml:space="preserve">googlevideo.com </w:t>
-            </w:r>
-            <w:r>
+              <w:rPr>
+                <w:rFonts w:hint="eastAsia"/>
+              </w:rPr>
               <w:t xml:space="preserve"> </w:t>
             </w:r>
             <w:r>
               <w:rPr>
                 <w:rFonts w:hint="eastAsia"/>
               </w:rPr>
-              <w:t xml:space="preserve"> </w:t>
-            </w:r>
-            <w:r>
-              <w:rPr>
-                <w:rFonts w:hint="eastAsia"/>
-              </w:rPr>
               <w:t>而</w:t>
             </w:r>
             <w:r>
@@ -2795,13 +3269,27 @@
               <w:rPr>
                 <w:rFonts w:hint="eastAsia"/>
               </w:rPr>
-              <w:t>，就會另外再送出個欄位</w:t>
-            </w:r>
-          </w:p>
-        </w:tc>
-        <w:tc>
-          <w:tcPr>
-            <w:tcW w:w="1267" w:type="dxa"/>
+              <w:t>，就會另外再送出</w:t>
+            </w:r>
+            <w:proofErr w:type="gramStart"/>
+            <w:r>
+              <w:rPr>
+                <w:rFonts w:hint="eastAsia"/>
+              </w:rPr>
+              <w:t>個</w:t>
+            </w:r>
+            <w:proofErr w:type="gramEnd"/>
+            <w:r>
+              <w:rPr>
+                <w:rFonts w:hint="eastAsia"/>
+              </w:rPr>
+              <w:t>欄位</w:t>
+            </w:r>
+          </w:p>
+        </w:tc>
+        <w:tc>
+          <w:tcPr>
+            <w:tcW w:w="1168" w:type="dxa"/>
           </w:tcPr>
           <w:p>
             <w:r>
@@ -2824,51 +3312,229 @@
       <w:pPr>
         <w:pStyle w:val="3"/>
       </w:pPr>
-      <w:r>
-        <w:t xml:space="preserve">Syslog -&gt; </w:t>
-      </w:r>
-      <w:r>
-        <w:t>System</w:t>
-      </w:r>
     </w:p>
     <w:p>
-      <w:r>
-        <w:t>&lt;14&gt;Grism:INFO:.192.168.1.100.packetx.logout.</w:t>
+      <w:pPr>
+        <w:widowControl/>
+        <w:rPr>
+          <w:rFonts w:asciiTheme="majorHAnsi" w:eastAsiaTheme="majorEastAsia" w:hAnsiTheme="majorHAnsi" w:cstheme="majorBidi"/>
+          <w:b/>
+          <w:bCs/>
+          <w:sz w:val="36"/>
+          <w:szCs w:val="36"/>
+        </w:rPr>
+      </w:pPr>
+      <w:r>
+        <w:br w:type="page"/>
       </w:r>
     </w:p>
     <w:p>
-      <w:r>
-        <w:t>&lt;14&gt;Grism:INFO:.192.168.1.100.packetx.logged.in</w:t>
+      <w:pPr>
+        <w:pStyle w:val="3"/>
+      </w:pPr>
+      <w:r>
+        <w:lastRenderedPageBreak/>
+        <w:t xml:space="preserve">Syslog -&gt; </w:t>
+      </w:r>
+      <w:r>
+        <w:t>System</w:t>
       </w:r>
     </w:p>
     <w:p>
       <w:r>
-        <w:t>&lt;11&gt;Grism:ERROR:.192.168.1.100.admin.Username.or.password.is.invalid.</w:t>
+        <w:t>&lt;14&gt;Grism:INFO:.192.168.</w:t>
+      </w:r>
+      <w:proofErr w:type="gramStart"/>
+      <w:r>
+        <w:t>1.100.packetx</w:t>
+      </w:r>
+      <w:proofErr w:type="gramEnd"/>
+      <w:r>
+        <w:t>.logout.</w:t>
       </w:r>
     </w:p>
     <w:p>
       <w:r>
-        <w:t>&lt;6&gt;2026-01-01T12:59:01+08:00.(none).Grism[1301]:.packetx.set.config.</w:t>
-      </w:r>
+        <w:t>&lt;14&gt;Grism:INFO:.192.168.</w:t>
+      </w:r>
+      <w:proofErr w:type="gramStart"/>
+      <w:r>
+        <w:t>1.100.packetx.logged.in</w:t>
+      </w:r>
+      <w:proofErr w:type="gramEnd"/>
     </w:p>
     <w:p>
       <w:r>
-        <w:t>&lt;6&gt;2026-01-01T12:59:01+08:00.(none).Grism[1301]:.packetx.reload.config.</w:t>
+        <w:t>&lt;11&gt;</w:t>
+      </w:r>
+      <w:proofErr w:type="gramStart"/>
+      <w:r>
+        <w:t>Grism:ERROR</w:t>
+      </w:r>
+      <w:proofErr w:type="gramEnd"/>
+      <w:r>
+        <w:t>:.192.168.</w:t>
+      </w:r>
+      <w:proofErr w:type="gramStart"/>
+      <w:r>
+        <w:t>1.100.admin.Username.or.password.is</w:t>
+      </w:r>
+      <w:proofErr w:type="gramEnd"/>
+      <w:r>
+        <w:t>.invalid.</w:t>
       </w:r>
     </w:p>
     <w:p>
       <w:r>
-        <w:t>&lt;6&gt;2026-01-01T13:01:04+08:00.(none).Grism[1301]:.packetx.set.config.timeServer.192.168.1.100.</w:t>
+        <w:t>&lt;6&gt;2026-01-01T12:59:01+</w:t>
+      </w:r>
+      <w:proofErr w:type="gramStart"/>
+      <w:r>
+        <w:t>08:00.(</w:t>
+      </w:r>
+      <w:proofErr w:type="gramEnd"/>
+      <w:r>
+        <w:t>none</w:t>
+      </w:r>
+      <w:proofErr w:type="gramStart"/>
+      <w:r>
+        <w:t>).Grism</w:t>
+      </w:r>
+      <w:proofErr w:type="gramEnd"/>
+      <w:r>
+        <w:t>[1301]</w:t>
+      </w:r>
+      <w:proofErr w:type="gramStart"/>
+      <w:r>
+        <w:t>:.packetx.set</w:t>
+      </w:r>
+      <w:proofErr w:type="gramEnd"/>
+      <w:r>
+        <w:t>.config.</w:t>
       </w:r>
     </w:p>
     <w:p>
       <w:r>
-        <w:t>&lt;6&gt;2026-01-01T13:01:04+08:00.(none).Grism[1301]:.packetx.submit.run.xml.</w:t>
+        <w:t>&lt;6&gt;2026-01-01T12:59:01+</w:t>
+      </w:r>
+      <w:proofErr w:type="gramStart"/>
+      <w:r>
+        <w:t>08:00.(</w:t>
+      </w:r>
+      <w:proofErr w:type="gramEnd"/>
+      <w:r>
+        <w:t>none</w:t>
+      </w:r>
+      <w:proofErr w:type="gramStart"/>
+      <w:r>
+        <w:t>).Grism</w:t>
+      </w:r>
+      <w:proofErr w:type="gramEnd"/>
+      <w:r>
+        <w:t>[1301]</w:t>
+      </w:r>
+      <w:proofErr w:type="gramStart"/>
+      <w:r>
+        <w:t>:.packetx</w:t>
+      </w:r>
+      <w:proofErr w:type="gramEnd"/>
+      <w:r>
+        <w:t>.reload.config.</w:t>
       </w:r>
     </w:p>
     <w:p>
       <w:r>
-        <w:t>&lt;6&gt;2026-01-01T13:01:04+08:00.(none).Grism[1301]:.packetx.submit.run1.xml.</w:t>
+        <w:t>&lt;6&gt;2026-01-01T13:01:04+</w:t>
+      </w:r>
+      <w:proofErr w:type="gramStart"/>
+      <w:r>
+        <w:t>08:00.(</w:t>
+      </w:r>
+      <w:proofErr w:type="gramEnd"/>
+      <w:r>
+        <w:t>none</w:t>
+      </w:r>
+      <w:proofErr w:type="gramStart"/>
+      <w:r>
+        <w:t>).Grism</w:t>
+      </w:r>
+      <w:proofErr w:type="gramEnd"/>
+      <w:r>
+        <w:t>[1301]</w:t>
+      </w:r>
+      <w:proofErr w:type="gramStart"/>
+      <w:r>
+        <w:t>:.packetx.set</w:t>
+      </w:r>
+      <w:proofErr w:type="gramEnd"/>
+      <w:r>
+        <w:t>.</w:t>
+      </w:r>
+      <w:proofErr w:type="gramStart"/>
+      <w:r>
+        <w:t>config.timeServer</w:t>
+      </w:r>
+      <w:proofErr w:type="gramEnd"/>
+      <w:r>
+        <w:t>.192.168.1.100.</w:t>
+      </w:r>
+    </w:p>
+    <w:p>
+      <w:r>
+        <w:t>&lt;6&gt;2026-01-01T13:01:04+</w:t>
+      </w:r>
+      <w:proofErr w:type="gramStart"/>
+      <w:r>
+        <w:t>08:00.(</w:t>
+      </w:r>
+      <w:proofErr w:type="gramEnd"/>
+      <w:r>
+        <w:t>none</w:t>
+      </w:r>
+      <w:proofErr w:type="gramStart"/>
+      <w:r>
+        <w:t>).Grism</w:t>
+      </w:r>
+      <w:proofErr w:type="gramEnd"/>
+      <w:r>
+        <w:t>[1301</w:t>
+      </w:r>
+      <w:proofErr w:type="gramStart"/>
+      <w:r>
+        <w:t>]:.</w:t>
+      </w:r>
+      <w:proofErr w:type="gramEnd"/>
+      <w:r>
+        <w:t>packetx.submit.run.xml.</w:t>
+      </w:r>
+    </w:p>
+    <w:p>
+      <w:r>
+        <w:t>&lt;6&gt;2026-01-01T13:01:04+</w:t>
+      </w:r>
+      <w:proofErr w:type="gramStart"/>
+      <w:r>
+        <w:t>08:00.(</w:t>
+      </w:r>
+      <w:proofErr w:type="gramEnd"/>
+      <w:r>
+        <w:t>none</w:t>
+      </w:r>
+      <w:proofErr w:type="gramStart"/>
+      <w:r>
+        <w:t>).Grism</w:t>
+      </w:r>
+      <w:proofErr w:type="gramEnd"/>
+      <w:r>
+        <w:t>[1301</w:t>
+      </w:r>
+      <w:proofErr w:type="gramStart"/>
+      <w:r>
+        <w:t>]:.</w:t>
+      </w:r>
+      <w:proofErr w:type="gramEnd"/>
+      <w:r>
+        <w:t>packetx.submit.run1.xml.</w:t>
       </w:r>
     </w:p>
     <w:tbl>
@@ -2959,116 +3625,116 @@
             <w:tcW w:w="2048" w:type="dxa"/>
           </w:tcPr>
           <w:p>
+            <w:r>
+              <w:t>Grism S</w:t>
+            </w:r>
+            <w:r>
+              <w:rPr>
+                <w:rFonts w:hint="eastAsia"/>
+              </w:rPr>
+              <w:t xml:space="preserve">yslog </w:t>
+            </w:r>
+            <w:r>
+              <w:t>type</w:t>
+            </w:r>
+          </w:p>
+        </w:tc>
+        <w:tc>
+          <w:tcPr>
+            <w:tcW w:w="2189" w:type="dxa"/>
+          </w:tcPr>
+          <w:p>
+            <w:r>
+              <w:rPr>
+                <w:rFonts w:hint="eastAsia"/>
+              </w:rPr>
+              <w:t>3</w:t>
+            </w:r>
+          </w:p>
+        </w:tc>
+        <w:tc>
+          <w:tcPr>
+            <w:tcW w:w="1438" w:type="dxa"/>
+          </w:tcPr>
+          <w:p>
+            <w:r>
+              <w:t>I</w:t>
+            </w:r>
+            <w:r>
+              <w:rPr>
+                <w:rFonts w:hint="eastAsia"/>
+              </w:rPr>
+              <w:t>nt</w:t>
+            </w:r>
+          </w:p>
+        </w:tc>
+      </w:tr>
+      <w:tr>
+        <w:tc>
+          <w:tcPr>
+            <w:tcW w:w="2684" w:type="dxa"/>
+          </w:tcPr>
+          <w:p>
+            <w:r>
+              <w:rPr>
+                <w:rFonts w:hint="eastAsia"/>
+              </w:rPr>
+              <w:t>datetime</w:t>
+            </w:r>
+          </w:p>
+        </w:tc>
+        <w:tc>
+          <w:tcPr>
+            <w:tcW w:w="2048" w:type="dxa"/>
+          </w:tcPr>
+          <w:p>
+            <w:r>
+              <w:t xml:space="preserve">Date </w:t>
+            </w:r>
+            <w:r>
+              <w:rPr>
+                <w:rFonts w:hint="eastAsia"/>
+              </w:rPr>
+              <w:t>T</w:t>
+            </w:r>
+            <w:r>
+              <w:t>ime</w:t>
+            </w:r>
+          </w:p>
+        </w:tc>
+        <w:tc>
+          <w:tcPr>
+            <w:tcW w:w="2189" w:type="dxa"/>
+          </w:tcPr>
+          <w:p>
+            <w:r>
+              <w:t>Ex. 2018-08-08 17:15:10</w:t>
+            </w:r>
+          </w:p>
+        </w:tc>
+        <w:tc>
+          <w:tcPr>
+            <w:tcW w:w="1438" w:type="dxa"/>
+          </w:tcPr>
+          <w:p>
             <w:proofErr w:type="spellStart"/>
             <w:r>
-              <w:t>Grism</w:t>
+              <w:t>yyyy</w:t>
             </w:r>
             <w:proofErr w:type="spellEnd"/>
             <w:r>
-              <w:t xml:space="preserve"> S</w:t>
-            </w:r>
-            <w:r>
-              <w:rPr>
-                <w:rFonts w:hint="eastAsia"/>
-              </w:rPr>
-              <w:t xml:space="preserve">yslog </w:t>
-            </w:r>
-            <w:r>
-              <w:t>type</w:t>
-            </w:r>
-          </w:p>
-        </w:tc>
-        <w:tc>
-          <w:tcPr>
-            <w:tcW w:w="2189" w:type="dxa"/>
-          </w:tcPr>
-          <w:p>
-            <w:r>
-              <w:rPr>
-                <w:rFonts w:hint="eastAsia"/>
-              </w:rPr>
-              <w:t>3</w:t>
-            </w:r>
-          </w:p>
-        </w:tc>
-        <w:tc>
-          <w:tcPr>
-            <w:tcW w:w="1438" w:type="dxa"/>
-          </w:tcPr>
-          <w:p>
-            <w:r>
-              <w:t>I</w:t>
-            </w:r>
-            <w:r>
-              <w:rPr>
-                <w:rFonts w:hint="eastAsia"/>
-              </w:rPr>
-              <w:t>nt</w:t>
-            </w:r>
-          </w:p>
-        </w:tc>
-      </w:tr>
-      <w:tr>
-        <w:tc>
-          <w:tcPr>
-            <w:tcW w:w="2684" w:type="dxa"/>
-          </w:tcPr>
-          <w:p>
-            <w:r>
-              <w:rPr>
-                <w:rFonts w:hint="eastAsia"/>
-              </w:rPr>
-              <w:t>datetime</w:t>
-            </w:r>
-          </w:p>
-        </w:tc>
-        <w:tc>
-          <w:tcPr>
-            <w:tcW w:w="2048" w:type="dxa"/>
-          </w:tcPr>
-          <w:p>
-            <w:r>
-              <w:t xml:space="preserve">Date </w:t>
-            </w:r>
-            <w:r>
-              <w:rPr>
-                <w:rFonts w:hint="eastAsia"/>
-              </w:rPr>
-              <w:t>T</w:t>
-            </w:r>
-            <w:r>
-              <w:t>ime</w:t>
-            </w:r>
-          </w:p>
-        </w:tc>
-        <w:tc>
-          <w:tcPr>
-            <w:tcW w:w="2189" w:type="dxa"/>
-          </w:tcPr>
-          <w:p>
-            <w:r>
-              <w:t>Ex. 2018-08-08 17:15:10</w:t>
-            </w:r>
-          </w:p>
-        </w:tc>
-        <w:tc>
-          <w:tcPr>
-            <w:tcW w:w="1438" w:type="dxa"/>
-          </w:tcPr>
-          <w:p>
+              <w:t xml:space="preserve">-mm-dd </w:t>
+            </w:r>
             <w:proofErr w:type="spellStart"/>
             <w:r>
-              <w:t>yyyy</w:t>
+              <w:t>hh:</w:t>
+            </w:r>
+            <w:proofErr w:type="gramStart"/>
+            <w:r>
+              <w:t>mm:ss</w:t>
             </w:r>
             <w:proofErr w:type="spellEnd"/>
-            <w:r>
-              <w:t xml:space="preserve">-mm-dd </w:t>
-            </w:r>
-            <w:proofErr w:type="spellStart"/>
-            <w:r>
-              <w:t>hh:mm:ss</w:t>
-            </w:r>
-            <w:proofErr w:type="spellEnd"/>
+            <w:proofErr w:type="gramEnd"/>
           </w:p>
         </w:tc>
       </w:tr>
@@ -3186,8 +3852,13 @@
             </w:r>
             <w:proofErr w:type="spellEnd"/>
             <w:r>
-              <w:t xml:space="preserve"> miss</w:t>
-            </w:r>
+              <w:t xml:space="preserve"> </w:t>
+            </w:r>
+            <w:proofErr w:type="gramStart"/>
+            <w:r>
+              <w:t>miss</w:t>
+            </w:r>
+            <w:proofErr w:type="gramEnd"/>
           </w:p>
         </w:tc>
       </w:tr>
@@ -3337,8 +4008,13 @@
           </w:tcPr>
           <w:p>
             <w:r>
-              <w:t>Heartbeat miss</w:t>
-            </w:r>
+              <w:t xml:space="preserve">Heartbeat </w:t>
+            </w:r>
+            <w:proofErr w:type="gramStart"/>
+            <w:r>
+              <w:t>miss</w:t>
+            </w:r>
+            <w:proofErr w:type="gramEnd"/>
           </w:p>
         </w:tc>
         <w:tc>
@@ -3523,11 +4199,7 @@
           </w:tcPr>
           <w:p>
             <w:r>
-              <w:t xml:space="preserve">Drop packets </w:t>
-            </w:r>
-            <w:r>
-              <w:lastRenderedPageBreak/>
-              <w:t>because out of memory</w:t>
+              <w:t>Drop packets because out of memory</w:t>
             </w:r>
           </w:p>
         </w:tc>
@@ -3540,7 +4212,6 @@
               <w:rPr>
                 <w:rFonts w:hint="eastAsia"/>
               </w:rPr>
-              <w:lastRenderedPageBreak/>
               <w:t>1</w:t>
             </w:r>
             <w:r>
@@ -3701,6 +4372,7 @@
           </w:tcPr>
           <w:p>
             <w:r>
+              <w:lastRenderedPageBreak/>
               <w:t>Mbps</w:t>
             </w:r>
           </w:p>
@@ -4254,7 +4926,15 @@
               <w:t>C</w:t>
             </w:r>
             <w:r>
-              <w:t>PU usage over 95%</w:t>
+              <w:t xml:space="preserve">PU usage </w:t>
+            </w:r>
+            <w:proofErr w:type="gramStart"/>
+            <w:r>
+              <w:t>over</w:t>
+            </w:r>
+            <w:proofErr w:type="gramEnd"/>
+            <w:r>
+              <w:t xml:space="preserve"> 95%</w:t>
             </w:r>
           </w:p>
         </w:tc>
@@ -4310,8 +4990,13 @@
               <w:t>T</w:t>
             </w:r>
             <w:r>
-              <w:t>emperature overheat</w:t>
-            </w:r>
+              <w:t xml:space="preserve">emperature </w:t>
+            </w:r>
+            <w:proofErr w:type="gramStart"/>
+            <w:r>
+              <w:t>overheat</w:t>
+            </w:r>
+            <w:proofErr w:type="gramEnd"/>
           </w:p>
         </w:tc>
         <w:tc>
@@ -4477,6 +5162,21 @@
     </w:p>
     <w:p>
       <w:pPr>
+        <w:widowControl/>
+        <w:rPr>
+          <w:rFonts w:asciiTheme="majorHAnsi" w:eastAsiaTheme="majorEastAsia" w:hAnsiTheme="majorHAnsi" w:cstheme="majorBidi"/>
+          <w:b/>
+          <w:bCs/>
+          <w:sz w:val="36"/>
+          <w:szCs w:val="36"/>
+        </w:rPr>
+      </w:pPr>
+      <w:r>
+        <w:br w:type="page"/>
+      </w:r>
+    </w:p>
+    <w:p>
+      <w:pPr>
         <w:pStyle w:val="3"/>
       </w:pPr>
       <w:r>
@@ -4506,15 +5206,7 @@
     </w:p>
     <w:p>
       <w:r>
-        <w:t xml:space="preserve">Format: </w:t>
-      </w:r>
-      <w:proofErr w:type="spellStart"/>
-      <w:r>
-        <w:t>Grism</w:t>
-      </w:r>
-      <w:proofErr w:type="spellEnd"/>
-      <w:r>
-        <w:t>:</w:t>
+        <w:t>Format: Grism:</w:t>
       </w:r>
       <w:r>
         <w:t xml:space="preserve"> level: </w:t>
@@ -4548,21 +5240,7 @@
         <w:rPr>
           <w:b/>
         </w:rPr>
-        <w:t xml:space="preserve">Mar 20 11:14:04 192.168.1.153 </w:t>
-      </w:r>
-      <w:proofErr w:type="spellStart"/>
-      <w:r>
-        <w:rPr>
-          <w:b/>
-        </w:rPr>
-        <w:t>Grism</w:t>
-      </w:r>
-      <w:proofErr w:type="spellEnd"/>
-      <w:r>
-        <w:rPr>
-          <w:b/>
-        </w:rPr>
-        <w:t xml:space="preserve">: INFO: 192.168.1.228 </w:t>
+        <w:t xml:space="preserve">Mar 20 11:14:04 192.168.1.153 Grism: INFO: 192.168.1.228 </w:t>
       </w:r>
       <w:proofErr w:type="spellStart"/>
       <w:r>
@@ -4590,21 +5268,7 @@
         <w:rPr>
           <w:b/>
         </w:rPr>
-        <w:t xml:space="preserve">Mar 20 11:14:09 192.168.1.153 </w:t>
-      </w:r>
-      <w:proofErr w:type="spellStart"/>
-      <w:r>
-        <w:rPr>
-          <w:b/>
-        </w:rPr>
-        <w:t>Grism</w:t>
-      </w:r>
-      <w:proofErr w:type="spellEnd"/>
-      <w:r>
-        <w:rPr>
-          <w:b/>
-        </w:rPr>
-        <w:t xml:space="preserve">: INFO: 192.168.1.228 </w:t>
+        <w:t xml:space="preserve">Mar 20 11:14:09 192.168.1.153 Grism: INFO: 192.168.1.228 </w:t>
       </w:r>
       <w:proofErr w:type="spellStart"/>
       <w:r>
@@ -4659,11 +5323,6 @@
       </w:r>
     </w:p>
     <w:p>
-      <w:pPr>
-        <w:rPr>
-          <w:rFonts w:hint="eastAsia"/>
-        </w:rPr>
-      </w:pPr>
       <w:r>
         <w:t>DNS</w:t>
       </w:r>
@@ -4711,12 +5370,188 @@
     </w:p>
     <w:p>
       <w:r>
-        <w:t>datetime=2026-01-26 06:11:59,type=4,client=192.168.1.217,server=8.8.8.8,client_port=58356,server_port=53,class=IN,domain=www.google.com,flag_qr=0,dtype=A,inport=P1</w:t>
+        <w:t xml:space="preserve">datetime=2026-01-26 </w:t>
+      </w:r>
+      <w:proofErr w:type="gramStart"/>
+      <w:r>
+        <w:t>06:11:59,type</w:t>
+      </w:r>
+      <w:proofErr w:type="gramEnd"/>
+      <w:r>
+        <w:t>=</w:t>
+      </w:r>
+      <w:proofErr w:type="gramStart"/>
+      <w:r>
+        <w:t>4,client</w:t>
+      </w:r>
+      <w:proofErr w:type="gramEnd"/>
+      <w:r>
+        <w:t>=192.168.1.</w:t>
+      </w:r>
+      <w:proofErr w:type="gramStart"/>
+      <w:r>
+        <w:t>217,server</w:t>
+      </w:r>
+      <w:proofErr w:type="gramEnd"/>
+      <w:r>
+        <w:t>=8.8.8.</w:t>
+      </w:r>
+      <w:proofErr w:type="gramStart"/>
+      <w:r>
+        <w:t>8,client</w:t>
+      </w:r>
+      <w:proofErr w:type="gramEnd"/>
+      <w:r>
+        <w:t>_port=</w:t>
+      </w:r>
+      <w:proofErr w:type="gramStart"/>
+      <w:r>
+        <w:t>58356,server</w:t>
+      </w:r>
+      <w:proofErr w:type="gramEnd"/>
+      <w:r>
+        <w:t>_port=</w:t>
+      </w:r>
+      <w:proofErr w:type="gramStart"/>
+      <w:r>
+        <w:t>53,class</w:t>
+      </w:r>
+      <w:proofErr w:type="gramEnd"/>
+      <w:r>
+        <w:t>=</w:t>
+      </w:r>
+      <w:proofErr w:type="gramStart"/>
+      <w:r>
+        <w:t>IN,domain=www.google.com</w:t>
+      </w:r>
+      <w:proofErr w:type="gramEnd"/>
+      <w:r>
+        <w:t>,flag_qr=</w:t>
+      </w:r>
+      <w:proofErr w:type="gramStart"/>
+      <w:r>
+        <w:t>0,dtype</w:t>
+      </w:r>
+      <w:proofErr w:type="gramEnd"/>
+      <w:r>
+        <w:t>=</w:t>
+      </w:r>
+      <w:proofErr w:type="gramStart"/>
+      <w:r>
+        <w:t>A,dtype</w:t>
+      </w:r>
+      <w:proofErr w:type="gramEnd"/>
+      <w:r>
+        <w:t>_num=</w:t>
+      </w:r>
+      <w:proofErr w:type="gramStart"/>
+      <w:r>
+        <w:t>1,inport</w:t>
+      </w:r>
+      <w:proofErr w:type="gramEnd"/>
+      <w:r>
+        <w:t>=P1</w:t>
       </w:r>
     </w:p>
     <w:p>
       <w:r>
-        <w:t>datetime=2026-01-26 06:11:59,type=4,client=192.168.1.217,server=8.8.8.8,client_port=58356,server_port=53,class=IN,domain=www.google.com,flag_qr=1,dtype=A,answer=142.250.77.4,ttl=201,inport=P1</w:t>
+        <w:t xml:space="preserve">datetime=2026-01-26 </w:t>
+      </w:r>
+      <w:proofErr w:type="gramStart"/>
+      <w:r>
+        <w:t>06:11:59,type</w:t>
+      </w:r>
+      <w:proofErr w:type="gramEnd"/>
+      <w:r>
+        <w:t>=</w:t>
+      </w:r>
+      <w:proofErr w:type="gramStart"/>
+      <w:r>
+        <w:t>4,client</w:t>
+      </w:r>
+      <w:proofErr w:type="gramEnd"/>
+      <w:r>
+        <w:t>=192.168.1.</w:t>
+      </w:r>
+      <w:proofErr w:type="gramStart"/>
+      <w:r>
+        <w:t>217,server</w:t>
+      </w:r>
+      <w:proofErr w:type="gramEnd"/>
+      <w:r>
+        <w:t>=8.8.8.</w:t>
+      </w:r>
+      <w:proofErr w:type="gramStart"/>
+      <w:r>
+        <w:t>8,client</w:t>
+      </w:r>
+      <w:proofErr w:type="gramEnd"/>
+      <w:r>
+        <w:t>_port=</w:t>
+      </w:r>
+      <w:proofErr w:type="gramStart"/>
+      <w:r>
+        <w:t>58356,server</w:t>
+      </w:r>
+      <w:proofErr w:type="gramEnd"/>
+      <w:r>
+        <w:t>_port=</w:t>
+      </w:r>
+      <w:proofErr w:type="gramStart"/>
+      <w:r>
+        <w:t>53,class</w:t>
+      </w:r>
+      <w:proofErr w:type="gramEnd"/>
+      <w:r>
+        <w:t>=</w:t>
+      </w:r>
+      <w:proofErr w:type="gramStart"/>
+      <w:r>
+        <w:t>IN,domain=www.google.com</w:t>
+      </w:r>
+      <w:proofErr w:type="gramEnd"/>
+      <w:r>
+        <w:t>,flag_qr=</w:t>
+      </w:r>
+      <w:proofErr w:type="gramStart"/>
+      <w:r>
+        <w:t>1,dtype</w:t>
+      </w:r>
+      <w:proofErr w:type="gramEnd"/>
+      <w:r>
+        <w:t>=</w:t>
+      </w:r>
+      <w:proofErr w:type="gramStart"/>
+      <w:r>
+        <w:t>A,dtype</w:t>
+      </w:r>
+      <w:proofErr w:type="gramEnd"/>
+      <w:r>
+        <w:t>_num=</w:t>
+      </w:r>
+      <w:proofErr w:type="gramStart"/>
+      <w:r>
+        <w:t>1,answer</w:t>
+      </w:r>
+      <w:proofErr w:type="gramEnd"/>
+      <w:r>
+        <w:t>=142.250.77.</w:t>
+      </w:r>
+      <w:proofErr w:type="gramStart"/>
+      <w:r>
+        <w:t>4,ttl</w:t>
+      </w:r>
+      <w:proofErr w:type="gramEnd"/>
+      <w:r>
+        <w:t>=</w:t>
+      </w:r>
+      <w:proofErr w:type="gramStart"/>
+      <w:r>
+        <w:t>201,inport</w:t>
+      </w:r>
+      <w:proofErr w:type="gramEnd"/>
+      <w:r>
+        <w:t>=P1</w:t>
       </w:r>
     </w:p>
     <w:tbl>
@@ -4734,7 +5569,7 @@
       <w:tr>
         <w:tc>
           <w:tcPr>
-            <w:tcW w:w="2676" w:type="dxa"/>
+            <w:tcW w:w="2476" w:type="dxa"/>
           </w:tcPr>
           <w:p>
             <w:r>
@@ -4747,7 +5582,7 @@
         </w:tc>
         <w:tc>
           <w:tcPr>
-            <w:tcW w:w="1331" w:type="dxa"/>
+            <w:tcW w:w="2046" w:type="dxa"/>
           </w:tcPr>
           <w:p>
             <w:r>
@@ -4773,7 +5608,7 @@
         </w:tc>
         <w:tc>
           <w:tcPr>
-            <w:tcW w:w="1930" w:type="dxa"/>
+            <w:tcW w:w="1415" w:type="dxa"/>
           </w:tcPr>
           <w:p>
             <w:r>
@@ -4791,7 +5626,7 @@
         </w:trPr>
         <w:tc>
           <w:tcPr>
-            <w:tcW w:w="2676" w:type="dxa"/>
+            <w:tcW w:w="2476" w:type="dxa"/>
           </w:tcPr>
           <w:p>
             <w:r>
@@ -4807,16 +5642,11 @@
         </w:tc>
         <w:tc>
           <w:tcPr>
-            <w:tcW w:w="1331" w:type="dxa"/>
-          </w:tcPr>
-          <w:p>
-            <w:proofErr w:type="spellStart"/>
-            <w:r>
-              <w:t>Grism</w:t>
-            </w:r>
-            <w:proofErr w:type="spellEnd"/>
-            <w:r>
-              <w:t xml:space="preserve"> S</w:t>
+            <w:tcW w:w="2046" w:type="dxa"/>
+          </w:tcPr>
+          <w:p>
+            <w:r>
+              <w:t>Grism S</w:t>
             </w:r>
             <w:r>
               <w:rPr>
@@ -4844,7 +5674,7 @@
         </w:tc>
         <w:tc>
           <w:tcPr>
-            <w:tcW w:w="1930" w:type="dxa"/>
+            <w:tcW w:w="1415" w:type="dxa"/>
           </w:tcPr>
           <w:p>
             <w:r>
@@ -4862,7 +5692,7 @@
         </w:trPr>
         <w:tc>
           <w:tcPr>
-            <w:tcW w:w="2676" w:type="dxa"/>
+            <w:tcW w:w="2476" w:type="dxa"/>
           </w:tcPr>
           <w:p>
             <w:r>
@@ -4872,7 +5702,7 @@
         </w:tc>
         <w:tc>
           <w:tcPr>
-            <w:tcW w:w="1331" w:type="dxa"/>
+            <w:tcW w:w="2046" w:type="dxa"/>
           </w:tcPr>
           <w:p>
             <w:r>
@@ -4901,7 +5731,7 @@
         </w:tc>
         <w:tc>
           <w:tcPr>
-            <w:tcW w:w="1930" w:type="dxa"/>
+            <w:tcW w:w="1415" w:type="dxa"/>
           </w:tcPr>
           <w:p>
             <w:proofErr w:type="spellStart"/>
@@ -4914,16 +5744,21 @@
             </w:r>
             <w:proofErr w:type="spellStart"/>
             <w:r>
-              <w:t>hh:mm:ss</w:t>
+              <w:t>hh:</w:t>
+            </w:r>
+            <w:proofErr w:type="gramStart"/>
+            <w:r>
+              <w:t>mm:ss</w:t>
             </w:r>
             <w:proofErr w:type="spellEnd"/>
-          </w:p>
-        </w:tc>
-      </w:tr>
-      <w:tr>
-        <w:tc>
-          <w:tcPr>
-            <w:tcW w:w="2676" w:type="dxa"/>
+            <w:proofErr w:type="gramEnd"/>
+          </w:p>
+        </w:tc>
+      </w:tr>
+      <w:tr>
+        <w:tc>
+          <w:tcPr>
+            <w:tcW w:w="2476" w:type="dxa"/>
           </w:tcPr>
           <w:p>
             <w:r>
@@ -4939,7 +5774,7 @@
         </w:tc>
         <w:tc>
           <w:tcPr>
-            <w:tcW w:w="1331" w:type="dxa"/>
+            <w:tcW w:w="2046" w:type="dxa"/>
           </w:tcPr>
           <w:p>
             <w:r>
@@ -4971,7 +5806,7 @@
         </w:tc>
         <w:tc>
           <w:tcPr>
-            <w:tcW w:w="1930" w:type="dxa"/>
+            <w:tcW w:w="1415" w:type="dxa"/>
           </w:tcPr>
           <w:p>
             <w:r>
@@ -4986,7 +5821,7 @@
       <w:tr>
         <w:tc>
           <w:tcPr>
-            <w:tcW w:w="2676" w:type="dxa"/>
+            <w:tcW w:w="2476" w:type="dxa"/>
           </w:tcPr>
           <w:p>
             <w:r>
@@ -4999,7 +5834,7 @@
         </w:tc>
         <w:tc>
           <w:tcPr>
-            <w:tcW w:w="1331" w:type="dxa"/>
+            <w:tcW w:w="2046" w:type="dxa"/>
           </w:tcPr>
           <w:p>
             <w:r>
@@ -5028,7 +5863,7 @@
         </w:tc>
         <w:tc>
           <w:tcPr>
-            <w:tcW w:w="1930" w:type="dxa"/>
+            <w:tcW w:w="1415" w:type="dxa"/>
           </w:tcPr>
           <w:p>
             <w:r>
@@ -5043,7 +5878,7 @@
       <w:tr>
         <w:tc>
           <w:tcPr>
-            <w:tcW w:w="2676" w:type="dxa"/>
+            <w:tcW w:w="2476" w:type="dxa"/>
           </w:tcPr>
           <w:p>
             <w:proofErr w:type="spellStart"/>
@@ -5064,7 +5899,7 @@
         </w:tc>
         <w:tc>
           <w:tcPr>
-            <w:tcW w:w="1331" w:type="dxa"/>
+            <w:tcW w:w="2046" w:type="dxa"/>
           </w:tcPr>
           <w:p>
             <w:r>
@@ -5099,7 +5934,7 @@
         </w:tc>
         <w:tc>
           <w:tcPr>
-            <w:tcW w:w="1930" w:type="dxa"/>
+            <w:tcW w:w="1415" w:type="dxa"/>
           </w:tcPr>
           <w:p>
             <w:r>
@@ -5120,7 +5955,7 @@
       <w:tr>
         <w:tc>
           <w:tcPr>
-            <w:tcW w:w="2676" w:type="dxa"/>
+            <w:tcW w:w="2476" w:type="dxa"/>
           </w:tcPr>
           <w:p>
             <w:proofErr w:type="spellStart"/>
@@ -5141,7 +5976,7 @@
         </w:tc>
         <w:tc>
           <w:tcPr>
-            <w:tcW w:w="1331" w:type="dxa"/>
+            <w:tcW w:w="2046" w:type="dxa"/>
           </w:tcPr>
           <w:p>
             <w:r>
@@ -5170,7 +6005,7 @@
         </w:tc>
         <w:tc>
           <w:tcPr>
-            <w:tcW w:w="1930" w:type="dxa"/>
+            <w:tcW w:w="1415" w:type="dxa"/>
           </w:tcPr>
           <w:p>
             <w:r>
@@ -5191,7 +6026,7 @@
       <w:tr>
         <w:tc>
           <w:tcPr>
-            <w:tcW w:w="2676" w:type="dxa"/>
+            <w:tcW w:w="2476" w:type="dxa"/>
           </w:tcPr>
           <w:p>
             <w:r>
@@ -5204,7 +6039,7 @@
         </w:tc>
         <w:tc>
           <w:tcPr>
-            <w:tcW w:w="1331" w:type="dxa"/>
+            <w:tcW w:w="2046" w:type="dxa"/>
           </w:tcPr>
           <w:p>
             <w:proofErr w:type="spellStart"/>
@@ -5250,7 +6085,7 @@
         </w:tc>
         <w:tc>
           <w:tcPr>
-            <w:tcW w:w="1930" w:type="dxa"/>
+            <w:tcW w:w="1415" w:type="dxa"/>
           </w:tcPr>
           <w:p>
             <w:r>
@@ -5265,7 +6100,7 @@
       <w:tr>
         <w:tc>
           <w:tcPr>
-            <w:tcW w:w="2676" w:type="dxa"/>
+            <w:tcW w:w="2476" w:type="dxa"/>
           </w:tcPr>
           <w:p>
             <w:r>
@@ -5278,7 +6113,7 @@
         </w:tc>
         <w:tc>
           <w:tcPr>
-            <w:tcW w:w="1331" w:type="dxa"/>
+            <w:tcW w:w="2046" w:type="dxa"/>
           </w:tcPr>
           <w:p>
             <w:proofErr w:type="spellStart"/>
@@ -5321,7 +6156,7 @@
         </w:tc>
         <w:tc>
           <w:tcPr>
-            <w:tcW w:w="1930" w:type="dxa"/>
+            <w:tcW w:w="1415" w:type="dxa"/>
           </w:tcPr>
           <w:p>
             <w:r>
@@ -5336,7 +6171,7 @@
       <w:tr>
         <w:tc>
           <w:tcPr>
-            <w:tcW w:w="2676" w:type="dxa"/>
+            <w:tcW w:w="2476" w:type="dxa"/>
           </w:tcPr>
           <w:p>
             <w:proofErr w:type="spellStart"/>
@@ -5348,7 +6183,7 @@
         </w:tc>
         <w:tc>
           <w:tcPr>
-            <w:tcW w:w="1331" w:type="dxa"/>
+            <w:tcW w:w="2046" w:type="dxa"/>
           </w:tcPr>
           <w:p>
             <w:proofErr w:type="spellStart"/>
@@ -5378,7 +6213,7 @@
         </w:tc>
         <w:tc>
           <w:tcPr>
-            <w:tcW w:w="1930" w:type="dxa"/>
+            <w:tcW w:w="1415" w:type="dxa"/>
           </w:tcPr>
           <w:p>
             <w:r>
@@ -5390,7 +6225,7 @@
       <w:tr>
         <w:tc>
           <w:tcPr>
-            <w:tcW w:w="2676" w:type="dxa"/>
+            <w:tcW w:w="2476" w:type="dxa"/>
           </w:tcPr>
           <w:p>
             <w:proofErr w:type="spellStart"/>
@@ -5405,7 +6240,7 @@
         </w:tc>
         <w:tc>
           <w:tcPr>
-            <w:tcW w:w="1331" w:type="dxa"/>
+            <w:tcW w:w="2046" w:type="dxa"/>
           </w:tcPr>
           <w:p>
             <w:proofErr w:type="spellStart"/>
@@ -5453,7 +6288,7 @@
         </w:tc>
         <w:tc>
           <w:tcPr>
-            <w:tcW w:w="1930" w:type="dxa"/>
+            <w:tcW w:w="1415" w:type="dxa"/>
           </w:tcPr>
           <w:p>
             <w:r>
@@ -5468,48 +6303,115 @@
       <w:tr>
         <w:tc>
           <w:tcPr>
-            <w:tcW w:w="2676" w:type="dxa"/>
-          </w:tcPr>
-          <w:p>
+            <w:tcW w:w="2476" w:type="dxa"/>
+          </w:tcPr>
+          <w:p>
+            <w:r>
+              <w:rPr>
+                <w:rFonts w:hint="eastAsia"/>
+              </w:rPr>
+              <w:t>opcode</w:t>
+            </w:r>
+          </w:p>
+        </w:tc>
+        <w:tc>
+          <w:tcPr>
+            <w:tcW w:w="2046" w:type="dxa"/>
+          </w:tcPr>
+          <w:p>
+            <w:pPr>
+              <w:rPr>
+                <w:rFonts w:hint="eastAsia"/>
+              </w:rPr>
+            </w:pPr>
             <w:proofErr w:type="spellStart"/>
             <w:r>
-              <w:rPr>
-                <w:rFonts w:hint="eastAsia"/>
-              </w:rPr>
-              <w:t>opcode</w:t>
+              <w:t>Dns</w:t>
             </w:r>
             <w:proofErr w:type="spellEnd"/>
-          </w:p>
-        </w:tc>
-        <w:tc>
-          <w:tcPr>
-            <w:tcW w:w="1331" w:type="dxa"/>
+            <w:r>
+              <w:t xml:space="preserve"> opcode field</w:t>
+            </w:r>
+          </w:p>
+        </w:tc>
+        <w:tc>
+          <w:tcPr>
+            <w:tcW w:w="2359" w:type="dxa"/>
+          </w:tcPr>
+          <w:p>
+            <w:pPr>
+              <w:rPr>
+                <w:rFonts w:hint="eastAsia"/>
+              </w:rPr>
+            </w:pPr>
+            <w:r>
+              <w:rPr>
+                <w:rFonts w:hint="eastAsia"/>
+              </w:rPr>
+              <w:t>Ex. QUERY, IQUERY, UPDATE</w:t>
+            </w:r>
+          </w:p>
+        </w:tc>
+        <w:tc>
+          <w:tcPr>
+            <w:tcW w:w="1415" w:type="dxa"/>
+          </w:tcPr>
+          <w:p>
+            <w:pPr>
+              <w:rPr>
+                <w:rFonts w:hint="eastAsia"/>
+              </w:rPr>
+            </w:pPr>
+            <w:r>
+              <w:rPr>
+                <w:rFonts w:hint="eastAsia"/>
+              </w:rPr>
+              <w:t>string</w:t>
+            </w:r>
+          </w:p>
+        </w:tc>
+      </w:tr>
+      <w:tr>
+        <w:tc>
+          <w:tcPr>
+            <w:tcW w:w="2476" w:type="dxa"/>
           </w:tcPr>
           <w:p>
             <w:proofErr w:type="spellStart"/>
             <w:r>
-              <w:t>Dns opcode field</w:t>
-            </w:r>
-            <w:r>
-              <w:rPr>
-                <w:rFonts w:hint="eastAsia"/>
-              </w:rPr>
-              <w:t/>
+              <w:rPr>
+                <w:rFonts w:hint="eastAsia"/>
+              </w:rPr>
+              <w:t>rcode</w:t>
             </w:r>
             <w:proofErr w:type="spellEnd"/>
-            <w:r>
-              <w:rPr>
-                <w:rFonts w:hint="eastAsia"/>
-              </w:rPr>
-              <w:t xml:space="preserve"/>
-            </w:r>
+          </w:p>
+        </w:tc>
+        <w:tc>
+          <w:tcPr>
+            <w:tcW w:w="2046" w:type="dxa"/>
+          </w:tcPr>
+          <w:p>
+            <w:pPr>
+              <w:rPr>
+                <w:rFonts w:hint="eastAsia"/>
+              </w:rPr>
+            </w:pPr>
             <w:proofErr w:type="spellStart"/>
             <w:r>
-              <w:t/>
+              <w:t>Dns</w:t>
             </w:r>
             <w:proofErr w:type="spellEnd"/>
             <w:r>
-              <w:t xml:space="preserve"/>
+              <w:t xml:space="preserve"> </w:t>
+            </w:r>
+            <w:proofErr w:type="spellStart"/>
+            <w:r>
+              <w:t>rcode</w:t>
+            </w:r>
+            <w:proofErr w:type="spellEnd"/>
+            <w:r>
+              <w:t xml:space="preserve"> field</w:t>
             </w:r>
           </w:p>
         </w:tc>
@@ -5518,20 +6420,29 @@
             <w:tcW w:w="2359" w:type="dxa"/>
           </w:tcPr>
           <w:p>
-            <w:r>
-              <w:rPr>
-                <w:rFonts w:hint="eastAsia"/>
-              </w:rPr>
-              <w:t>Ex. QUERY, IQUERY, UPDATE</w:t>
-            </w:r>
-            <w:r/>
-          </w:p>
-        </w:tc>
-        <w:tc>
-          <w:tcPr>
-            <w:tcW w:w="1930" w:type="dxa"/>
-          </w:tcPr>
-          <w:p>
+            <w:pPr>
+              <w:rPr>
+                <w:rFonts w:hint="eastAsia"/>
+              </w:rPr>
+            </w:pPr>
+            <w:r>
+              <w:rPr>
+                <w:rFonts w:hint="eastAsia"/>
+              </w:rPr>
+              <w:t>Ex. NOERROR, NXDOMAIN</w:t>
+            </w:r>
+          </w:p>
+        </w:tc>
+        <w:tc>
+          <w:tcPr>
+            <w:tcW w:w="1415" w:type="dxa"/>
+          </w:tcPr>
+          <w:p>
+            <w:pPr>
+              <w:rPr>
+                <w:rFonts w:hint="eastAsia"/>
+              </w:rPr>
+            </w:pPr>
             <w:r>
               <w:rPr>
                 <w:rFonts w:hint="eastAsia"/>
@@ -5544,7 +6455,7 @@
       <w:tr>
         <w:tc>
           <w:tcPr>
-            <w:tcW w:w="2676" w:type="dxa"/>
+            <w:tcW w:w="2476" w:type="dxa"/>
           </w:tcPr>
           <w:p>
             <w:proofErr w:type="spellStart"/>
@@ -5552,40 +6463,99 @@
               <w:rPr>
                 <w:rFonts w:hint="eastAsia"/>
               </w:rPr>
-              <w:t>rcode</w:t>
+              <w:t>update_op</w:t>
             </w:r>
             <w:proofErr w:type="spellEnd"/>
           </w:p>
         </w:tc>
         <w:tc>
           <w:tcPr>
-            <w:tcW w:w="1331" w:type="dxa"/>
-          </w:tcPr>
-          <w:p>
+            <w:tcW w:w="2046" w:type="dxa"/>
+          </w:tcPr>
+          <w:p>
+            <w:pPr>
+              <w:rPr>
+                <w:rFonts w:hint="eastAsia"/>
+              </w:rPr>
+            </w:pPr>
             <w:proofErr w:type="spellStart"/>
             <w:r>
-              <w:t>Dns rcode field</w:t>
-            </w:r>
-            <w:r>
-              <w:rPr>
-                <w:rFonts w:hint="eastAsia"/>
-              </w:rPr>
-              <w:t/>
+              <w:t>Dns</w:t>
             </w:r>
             <w:proofErr w:type="spellEnd"/>
             <w:r>
-              <w:rPr>
-                <w:rFonts w:hint="eastAsia"/>
-              </w:rPr>
-              <w:t xml:space="preserve"/>
-            </w:r>
+              <w:t xml:space="preserve"> update operation field</w:t>
+            </w:r>
+          </w:p>
+        </w:tc>
+        <w:tc>
+          <w:tcPr>
+            <w:tcW w:w="2359" w:type="dxa"/>
+          </w:tcPr>
+          <w:p>
+            <w:pPr>
+              <w:rPr>
+                <w:rFonts w:hint="eastAsia"/>
+              </w:rPr>
+            </w:pPr>
+            <w:r>
+              <w:rPr>
+                <w:rFonts w:hint="eastAsia"/>
+              </w:rPr>
+              <w:t>Ex. ADD, DELETE, DELETE_ALL</w:t>
+            </w:r>
+          </w:p>
+        </w:tc>
+        <w:tc>
+          <w:tcPr>
+            <w:tcW w:w="1415" w:type="dxa"/>
+          </w:tcPr>
+          <w:p>
+            <w:pPr>
+              <w:rPr>
+                <w:rFonts w:hint="eastAsia"/>
+              </w:rPr>
+            </w:pPr>
+            <w:r>
+              <w:rPr>
+                <w:rFonts w:hint="eastAsia"/>
+              </w:rPr>
+              <w:t>string</w:t>
+            </w:r>
+          </w:p>
+        </w:tc>
+      </w:tr>
+      <w:tr>
+        <w:tc>
+          <w:tcPr>
+            <w:tcW w:w="2476" w:type="dxa"/>
+          </w:tcPr>
+          <w:p>
+            <w:r>
+              <w:rPr>
+                <w:rFonts w:hint="eastAsia"/>
+              </w:rPr>
+              <w:t>record</w:t>
+            </w:r>
+          </w:p>
+        </w:tc>
+        <w:tc>
+          <w:tcPr>
+            <w:tcW w:w="2046" w:type="dxa"/>
+          </w:tcPr>
+          <w:p>
+            <w:pPr>
+              <w:rPr>
+                <w:rFonts w:hint="eastAsia"/>
+              </w:rPr>
+            </w:pPr>
             <w:proofErr w:type="spellStart"/>
             <w:r>
-              <w:t/>
+              <w:t>Dns</w:t>
             </w:r>
             <w:proofErr w:type="spellEnd"/>
             <w:r>
-              <w:t xml:space="preserve"/>
+              <w:t xml:space="preserve"> record field</w:t>
             </w:r>
           </w:p>
         </w:tc>
@@ -5594,20 +6564,29 @@
             <w:tcW w:w="2359" w:type="dxa"/>
           </w:tcPr>
           <w:p>
-            <w:r>
-              <w:rPr>
-                <w:rFonts w:hint="eastAsia"/>
-              </w:rPr>
-              <w:t>Ex. NOERROR, NXDOMAIN</w:t>
-            </w:r>
-            <w:r/>
-          </w:p>
-        </w:tc>
-        <w:tc>
-          <w:tcPr>
-            <w:tcW w:w="1930" w:type="dxa"/>
-          </w:tcPr>
-          <w:p>
+            <w:pPr>
+              <w:rPr>
+                <w:rFonts w:hint="eastAsia"/>
+              </w:rPr>
+            </w:pPr>
+            <w:r>
+              <w:rPr>
+                <w:rFonts w:hint="eastAsia"/>
+              </w:rPr>
+              <w:t>Ex. www.example.com 300 IN A 1.2.3.4</w:t>
+            </w:r>
+          </w:p>
+        </w:tc>
+        <w:tc>
+          <w:tcPr>
+            <w:tcW w:w="1415" w:type="dxa"/>
+          </w:tcPr>
+          <w:p>
+            <w:pPr>
+              <w:rPr>
+                <w:rFonts w:hint="eastAsia"/>
+              </w:rPr>
+            </w:pPr>
             <w:r>
               <w:rPr>
                 <w:rFonts w:hint="eastAsia"/>
@@ -5620,48 +6599,120 @@
       <w:tr>
         <w:tc>
           <w:tcPr>
-            <w:tcW w:w="2676" w:type="dxa"/>
+            <w:tcW w:w="2476" w:type="dxa"/>
+          </w:tcPr>
+          <w:p>
+            <w:r>
+              <w:t>answer</w:t>
+            </w:r>
+          </w:p>
+        </w:tc>
+        <w:tc>
+          <w:tcPr>
+            <w:tcW w:w="2046" w:type="dxa"/>
           </w:tcPr>
           <w:p>
             <w:proofErr w:type="spellStart"/>
             <w:r>
-              <w:rPr>
-                <w:rFonts w:hint="eastAsia"/>
-              </w:rPr>
-              <w:t>update_op</w:t>
+              <w:t>D</w:t>
+            </w:r>
+            <w:r>
+              <w:rPr>
+                <w:rFonts w:hint="eastAsia"/>
+              </w:rPr>
+              <w:t>ns</w:t>
             </w:r>
             <w:proofErr w:type="spellEnd"/>
-          </w:p>
-        </w:tc>
-        <w:tc>
-          <w:tcPr>
-            <w:tcW w:w="1331" w:type="dxa"/>
+            <w:r>
+              <w:rPr>
+                <w:rFonts w:hint="eastAsia"/>
+              </w:rPr>
+              <w:t xml:space="preserve"> </w:t>
+            </w:r>
+            <w:r>
+              <w:t>answer field</w:t>
+            </w:r>
+          </w:p>
+        </w:tc>
+        <w:tc>
+          <w:tcPr>
+            <w:tcW w:w="2359" w:type="dxa"/>
+          </w:tcPr>
+          <w:p>
+            <w:r>
+              <w:t xml:space="preserve">IP </w:t>
+            </w:r>
+            <w:r>
+              <w:rPr>
+                <w:rFonts w:hint="eastAsia"/>
+              </w:rPr>
+              <w:t>或</w:t>
+            </w:r>
+            <w:r>
+              <w:t xml:space="preserve"> domain</w:t>
+            </w:r>
+          </w:p>
+        </w:tc>
+        <w:tc>
+          <w:tcPr>
+            <w:tcW w:w="1415" w:type="dxa"/>
+          </w:tcPr>
+          <w:p>
+            <w:r>
+              <w:rPr>
+                <w:rFonts w:hint="eastAsia"/>
+              </w:rPr>
+              <w:t>string</w:t>
+            </w:r>
+          </w:p>
+        </w:tc>
+      </w:tr>
+      <w:tr>
+        <w:tc>
+          <w:tcPr>
+            <w:tcW w:w="2476" w:type="dxa"/>
           </w:tcPr>
           <w:p>
             <w:proofErr w:type="spellStart"/>
             <w:r>
-              <w:t>Dns update operation field</w:t>
-            </w:r>
-            <w:r>
-              <w:rPr>
-                <w:rFonts w:hint="eastAsia"/>
-              </w:rPr>
-              <w:t/>
+              <w:rPr>
+                <w:rFonts w:hint="eastAsia"/>
+              </w:rPr>
+              <w:lastRenderedPageBreak/>
+              <w:t>ttl</w:t>
             </w:r>
             <w:proofErr w:type="spellEnd"/>
-            <w:r>
-              <w:rPr>
-                <w:rFonts w:hint="eastAsia"/>
-              </w:rPr>
-              <w:t xml:space="preserve"/>
-            </w:r>
+          </w:p>
+        </w:tc>
+        <w:tc>
+          <w:tcPr>
+            <w:tcW w:w="2046" w:type="dxa"/>
+          </w:tcPr>
+          <w:p>
             <w:proofErr w:type="spellStart"/>
             <w:r>
-              <w:t/>
+              <w:t>D</w:t>
+            </w:r>
+            <w:r>
+              <w:rPr>
+                <w:rFonts w:hint="eastAsia"/>
+              </w:rPr>
+              <w:t>ns</w:t>
             </w:r>
             <w:proofErr w:type="spellEnd"/>
             <w:r>
-              <w:t xml:space="preserve"/>
+              <w:rPr>
+                <w:rFonts w:hint="eastAsia"/>
+              </w:rPr>
+              <w:t xml:space="preserve"> </w:t>
+            </w:r>
+            <w:proofErr w:type="spellStart"/>
+            <w:r>
+              <w:t>ttl</w:t>
+            </w:r>
+            <w:proofErr w:type="spellEnd"/>
+            <w:r>
+              <w:t xml:space="preserve"> field</w:t>
             </w:r>
           </w:p>
         </w:tc>
@@ -5671,74 +6722,242 @@
           </w:tcPr>
           <w:p>
             <w:r>
-              <w:rPr>
-                <w:rFonts w:hint="eastAsia"/>
-              </w:rPr>
-              <w:t>Ex. ADD, DELETE, DELETE_ALL</w:t>
-            </w:r>
-            <w:r/>
-          </w:p>
-        </w:tc>
-        <w:tc>
-          <w:tcPr>
-            <w:tcW w:w="1930" w:type="dxa"/>
-          </w:tcPr>
-          <w:p>
-            <w:r>
-              <w:rPr>
-                <w:rFonts w:hint="eastAsia"/>
-              </w:rPr>
-              <w:t>string</w:t>
-            </w:r>
-          </w:p>
-        </w:tc>
-      </w:tr>
-      <w:tr>
-        <w:tc>
-          <w:tcPr>
-            <w:tcW w:w="2676" w:type="dxa"/>
+              <w:t>E</w:t>
+            </w:r>
+            <w:r>
+              <w:rPr>
+                <w:rFonts w:hint="eastAsia"/>
+              </w:rPr>
+              <w:t>x.</w:t>
+            </w:r>
+            <w:r>
+              <w:t xml:space="preserve"> 600</w:t>
+            </w:r>
+          </w:p>
+        </w:tc>
+        <w:tc>
+          <w:tcPr>
+            <w:tcW w:w="1415" w:type="dxa"/>
+          </w:tcPr>
+          <w:p>
+            <w:r>
+              <w:rPr>
+                <w:rFonts w:hint="eastAsia"/>
+              </w:rPr>
+              <w:t>int</w:t>
+            </w:r>
+          </w:p>
+        </w:tc>
+      </w:tr>
+      <w:tr>
+        <w:tc>
+          <w:tcPr>
+            <w:tcW w:w="2476" w:type="dxa"/>
           </w:tcPr>
           <w:p>
             <w:proofErr w:type="spellStart"/>
             <w:r>
-              <w:rPr>
-                <w:rFonts w:hint="eastAsia"/>
-              </w:rPr>
-              <w:t>record</w:t>
+              <w:t>Inport</w:t>
             </w:r>
             <w:proofErr w:type="spellEnd"/>
           </w:p>
         </w:tc>
         <w:tc>
           <w:tcPr>
-            <w:tcW w:w="1331" w:type="dxa"/>
+            <w:tcW w:w="2046" w:type="dxa"/>
+          </w:tcPr>
+          <w:p>
+            <w:r>
+              <w:t>Input port</w:t>
+            </w:r>
+          </w:p>
+        </w:tc>
+        <w:tc>
+          <w:tcPr>
+            <w:tcW w:w="2359" w:type="dxa"/>
+          </w:tcPr>
+          <w:p>
+            <w:r>
+              <w:rPr>
+                <w:rFonts w:hint="eastAsia"/>
+              </w:rPr>
+              <w:t>E</w:t>
+            </w:r>
+            <w:r>
+              <w:t>x. P1</w:t>
+            </w:r>
+          </w:p>
+        </w:tc>
+        <w:tc>
+          <w:tcPr>
+            <w:tcW w:w="1415" w:type="dxa"/>
+          </w:tcPr>
+          <w:p>
+            <w:r>
+              <w:rPr>
+                <w:rFonts w:hint="eastAsia"/>
+              </w:rPr>
+              <w:t>s</w:t>
+            </w:r>
+            <w:r>
+              <w:t>tring</w:t>
+            </w:r>
+          </w:p>
+        </w:tc>
+      </w:tr>
+      <w:tr>
+        <w:tc>
+          <w:tcPr>
+            <w:tcW w:w="2476" w:type="dxa"/>
           </w:tcPr>
           <w:p>
             <w:proofErr w:type="spellStart"/>
             <w:r>
-              <w:t>Dns record field</w:t>
-            </w:r>
-            <w:r>
-              <w:rPr>
-                <w:rFonts w:hint="eastAsia"/>
-              </w:rPr>
-              <w:t/>
+              <w:t>primary_server_name</w:t>
             </w:r>
             <w:proofErr w:type="spellEnd"/>
-            <w:r>
-              <w:rPr>
-                <w:rFonts w:hint="eastAsia"/>
-              </w:rPr>
-              <w:t xml:space="preserve"/>
-            </w:r>
+          </w:p>
+        </w:tc>
+        <w:tc>
+          <w:tcPr>
+            <w:tcW w:w="2046" w:type="dxa"/>
+          </w:tcPr>
+          <w:p>
+            <w:r>
+              <w:t>SOA</w:t>
+            </w:r>
+            <w:r>
+              <w:t xml:space="preserve"> server name</w:t>
+            </w:r>
+          </w:p>
+        </w:tc>
+        <w:tc>
+          <w:tcPr>
+            <w:tcW w:w="2359" w:type="dxa"/>
+          </w:tcPr>
+          <w:p>
+            <w:r>
+              <w:rPr>
+                <w:rFonts w:hint="eastAsia"/>
+              </w:rPr>
+              <w:t>E</w:t>
+            </w:r>
+            <w:r>
+              <w:t xml:space="preserve">x. </w:t>
+            </w:r>
+            <w:r>
+              <w:t>ns1.gogrid.net</w:t>
+            </w:r>
+          </w:p>
+        </w:tc>
+        <w:tc>
+          <w:tcPr>
+            <w:tcW w:w="1415" w:type="dxa"/>
+          </w:tcPr>
+          <w:p>
+            <w:r>
+              <w:rPr>
+                <w:rFonts w:hint="eastAsia"/>
+              </w:rPr>
+              <w:t>s</w:t>
+            </w:r>
+            <w:r>
+              <w:t>tring</w:t>
+            </w:r>
+          </w:p>
+        </w:tc>
+      </w:tr>
+      <w:tr>
+        <w:tc>
+          <w:tcPr>
+            <w:tcW w:w="2476" w:type="dxa"/>
+          </w:tcPr>
+          <w:p>
+            <w:r>
+              <w:t>mailbox</w:t>
+            </w:r>
+          </w:p>
+        </w:tc>
+        <w:tc>
+          <w:tcPr>
+            <w:tcW w:w="2046" w:type="dxa"/>
+          </w:tcPr>
+          <w:p>
+            <w:r>
+              <w:rPr>
+                <w:rFonts w:hint="eastAsia"/>
+              </w:rPr>
+              <w:t>S</w:t>
+            </w:r>
+            <w:r>
+              <w:t xml:space="preserve">OA </w:t>
+            </w:r>
+            <w:proofErr w:type="gramStart"/>
+            <w:r>
+              <w:t>mail box</w:t>
+            </w:r>
+            <w:proofErr w:type="gramEnd"/>
+          </w:p>
+        </w:tc>
+        <w:tc>
+          <w:tcPr>
+            <w:tcW w:w="2359" w:type="dxa"/>
+          </w:tcPr>
+          <w:p>
+            <w:r>
+              <w:t>hostmaster.gogrid.net</w:t>
+            </w:r>
+          </w:p>
+        </w:tc>
+        <w:tc>
+          <w:tcPr>
+            <w:tcW w:w="1415" w:type="dxa"/>
+          </w:tcPr>
+          <w:p>
+            <w:r>
+              <w:t>String</w:t>
+            </w:r>
+          </w:p>
+        </w:tc>
+      </w:tr>
+      <w:tr>
+        <w:tc>
+          <w:tcPr>
+            <w:tcW w:w="2476" w:type="dxa"/>
+          </w:tcPr>
+          <w:p>
             <w:proofErr w:type="spellStart"/>
             <w:r>
-              <w:t/>
+              <w:rPr>
+                <w:rFonts w:hint="eastAsia"/>
+              </w:rPr>
+              <w:t>s</w:t>
+            </w:r>
+            <w:r>
+              <w:t>n</w:t>
             </w:r>
             <w:proofErr w:type="spellEnd"/>
-            <w:r>
-              <w:t xml:space="preserve"/>
-            </w:r>
+          </w:p>
+        </w:tc>
+        <w:tc>
+          <w:tcPr>
+            <w:tcW w:w="2046" w:type="dxa"/>
+          </w:tcPr>
+          <w:p>
+            <w:r>
+              <w:rPr>
+                <w:rFonts w:hint="eastAsia"/>
+              </w:rPr>
+              <w:t>S</w:t>
+            </w:r>
+            <w:r>
+              <w:t xml:space="preserve">OA </w:t>
+            </w:r>
+            <w:proofErr w:type="spellStart"/>
+            <w:r>
+              <w:t>sn</w:t>
+            </w:r>
+            <w:proofErr w:type="spellEnd"/>
           </w:p>
         </w:tc>
         <w:tc>
@@ -5747,401 +6966,13 @@
           </w:tcPr>
           <w:p>
             <w:r>
-              <w:rPr>
-                <w:rFonts w:hint="eastAsia"/>
-              </w:rPr>
-              <w:t xml:space="preserve">Ex. www.example.com 300 IN A 1.2.3.4</w:t>
-            </w:r>
-            <w:r>
-              <w:t/>
-            </w:r>
-          </w:p>
-        </w:tc>
-        <w:tc>
-          <w:tcPr>
-            <w:tcW w:w="1930" w:type="dxa"/>
-          </w:tcPr>
-          <w:p>
-            <w:r>
-              <w:rPr>
-                <w:rFonts w:hint="eastAsia"/>
-              </w:rPr>
-              <w:t>string</w:t>
-            </w:r>
-          </w:p>
-        </w:tc>
-      </w:tr>
-      <w:tr>
-        <w:tc>
-          <w:tcPr>
-            <w:tcW w:w="2676" w:type="dxa"/>
-          </w:tcPr>
-          <w:p>
-            <w:r>
-              <w:t>answer</w:t>
-            </w:r>
-          </w:p>
-        </w:tc>
-        <w:tc>
-          <w:tcPr>
-            <w:tcW w:w="1331" w:type="dxa"/>
-          </w:tcPr>
-          <w:p>
-            <w:proofErr w:type="spellStart"/>
-            <w:r>
-              <w:t>D</w:t>
-            </w:r>
-            <w:r>
-              <w:rPr>
-                <w:rFonts w:hint="eastAsia"/>
-              </w:rPr>
-              <w:t>ns</w:t>
-            </w:r>
-            <w:proofErr w:type="spellEnd"/>
-            <w:r>
-              <w:rPr>
-                <w:rFonts w:hint="eastAsia"/>
-              </w:rPr>
-              <w:t xml:space="preserve"> </w:t>
-            </w:r>
-            <w:r>
-              <w:t>answer field</w:t>
-            </w:r>
-          </w:p>
-        </w:tc>
-        <w:tc>
-          <w:tcPr>
-            <w:tcW w:w="2359" w:type="dxa"/>
-          </w:tcPr>
-          <w:p>
-            <w:r>
-              <w:t xml:space="preserve">IP </w:t>
-            </w:r>
-            <w:r>
-              <w:rPr>
-                <w:rFonts w:hint="eastAsia"/>
-              </w:rPr>
-              <w:t>或</w:t>
-            </w:r>
-            <w:r>
-              <w:t xml:space="preserve"> domain</w:t>
-            </w:r>
-          </w:p>
-        </w:tc>
-        <w:tc>
-          <w:tcPr>
-            <w:tcW w:w="1930" w:type="dxa"/>
-          </w:tcPr>
-          <w:p>
-            <w:r>
-              <w:rPr>
-                <w:rFonts w:hint="eastAsia"/>
-              </w:rPr>
-              <w:t>string</w:t>
-            </w:r>
-          </w:p>
-        </w:tc>
-      </w:tr>
-      <w:tr>
-        <w:tc>
-          <w:tcPr>
-            <w:tcW w:w="2676" w:type="dxa"/>
-          </w:tcPr>
-          <w:p>
-            <w:proofErr w:type="spellStart"/>
-            <w:r>
-              <w:rPr>
-                <w:rFonts w:hint="eastAsia"/>
-              </w:rPr>
-              <w:t>ttl</w:t>
-            </w:r>
-            <w:proofErr w:type="spellEnd"/>
-          </w:p>
-        </w:tc>
-        <w:tc>
-          <w:tcPr>
-            <w:tcW w:w="1331" w:type="dxa"/>
-          </w:tcPr>
-          <w:p>
-            <w:proofErr w:type="spellStart"/>
-            <w:r>
-              <w:t>D</w:t>
-            </w:r>
-            <w:r>
-              <w:rPr>
-                <w:rFonts w:hint="eastAsia"/>
-              </w:rPr>
-              <w:t>ns</w:t>
-            </w:r>
-            <w:proofErr w:type="spellEnd"/>
-            <w:r>
-              <w:rPr>
-                <w:rFonts w:hint="eastAsia"/>
-              </w:rPr>
-              <w:t xml:space="preserve"> </w:t>
-            </w:r>
-            <w:proofErr w:type="spellStart"/>
-            <w:r>
-              <w:t>ttl</w:t>
-            </w:r>
-            <w:proofErr w:type="spellEnd"/>
-            <w:r>
-              <w:t xml:space="preserve"> field</w:t>
-            </w:r>
-          </w:p>
-        </w:tc>
-        <w:tc>
-          <w:tcPr>
-            <w:tcW w:w="2359" w:type="dxa"/>
-          </w:tcPr>
-          <w:p>
-            <w:r>
-              <w:t>E</w:t>
-            </w:r>
-            <w:r>
-              <w:rPr>
-                <w:rFonts w:hint="eastAsia"/>
-              </w:rPr>
-              <w:t>x.</w:t>
-            </w:r>
-            <w:r>
-              <w:t xml:space="preserve"> 600</w:t>
-            </w:r>
-          </w:p>
-        </w:tc>
-        <w:tc>
-          <w:tcPr>
-            <w:tcW w:w="1930" w:type="dxa"/>
-          </w:tcPr>
-          <w:p>
-            <w:r>
-              <w:rPr>
-                <w:rFonts w:hint="eastAsia"/>
-              </w:rPr>
-              <w:t>int</w:t>
-            </w:r>
-          </w:p>
-        </w:tc>
-      </w:tr>
-      <w:tr>
-        <w:tc>
-          <w:tcPr>
-            <w:tcW w:w="2676" w:type="dxa"/>
-          </w:tcPr>
-          <w:p>
-            <w:proofErr w:type="spellStart"/>
-            <w:r>
-              <w:t>Inport</w:t>
-            </w:r>
-            <w:proofErr w:type="spellEnd"/>
-          </w:p>
-        </w:tc>
-        <w:tc>
-          <w:tcPr>
-            <w:tcW w:w="1331" w:type="dxa"/>
-          </w:tcPr>
-          <w:p>
-            <w:r>
-              <w:t>Input port</w:t>
-            </w:r>
-          </w:p>
-        </w:tc>
-        <w:tc>
-          <w:tcPr>
-            <w:tcW w:w="2359" w:type="dxa"/>
-          </w:tcPr>
-          <w:p>
-            <w:r>
-              <w:rPr>
-                <w:rFonts w:hint="eastAsia"/>
-              </w:rPr>
-              <w:t>E</w:t>
-            </w:r>
-            <w:r>
-              <w:t>x. P1</w:t>
-            </w:r>
-          </w:p>
-        </w:tc>
-        <w:tc>
-          <w:tcPr>
-            <w:tcW w:w="1930" w:type="dxa"/>
-          </w:tcPr>
-          <w:p>
-            <w:r>
-              <w:rPr>
-                <w:rFonts w:hint="eastAsia"/>
-              </w:rPr>
-              <w:t>s</w:t>
-            </w:r>
-            <w:r>
-              <w:t>tring</w:t>
-            </w:r>
-          </w:p>
-        </w:tc>
-      </w:tr>
-      <w:tr>
-        <w:tc>
-          <w:tcPr>
-            <w:tcW w:w="2676" w:type="dxa"/>
-          </w:tcPr>
-          <w:p>
-            <w:proofErr w:type="spellStart"/>
-            <w:r>
-              <w:t>primary_server_name</w:t>
-            </w:r>
-            <w:proofErr w:type="spellEnd"/>
-          </w:p>
-        </w:tc>
-        <w:tc>
-          <w:tcPr>
-            <w:tcW w:w="1331" w:type="dxa"/>
-          </w:tcPr>
-          <w:p>
-            <w:r>
-              <w:t>SOA</w:t>
-            </w:r>
-            <w:r>
-              <w:t xml:space="preserve"> server name</w:t>
-            </w:r>
-          </w:p>
-        </w:tc>
-        <w:tc>
-          <w:tcPr>
-            <w:tcW w:w="2359" w:type="dxa"/>
-          </w:tcPr>
-          <w:p>
-            <w:r>
-              <w:rPr>
-                <w:rFonts w:hint="eastAsia"/>
-              </w:rPr>
-              <w:t>E</w:t>
-            </w:r>
-            <w:r>
-              <w:t xml:space="preserve">x. </w:t>
-            </w:r>
-            <w:r>
-              <w:t>ns1.gogrid.net</w:t>
-            </w:r>
-          </w:p>
-        </w:tc>
-        <w:tc>
-          <w:tcPr>
-            <w:tcW w:w="1930" w:type="dxa"/>
-          </w:tcPr>
-          <w:p>
-            <w:r>
-              <w:rPr>
-                <w:rFonts w:hint="eastAsia"/>
-              </w:rPr>
-              <w:t>s</w:t>
-            </w:r>
-            <w:r>
-              <w:t>tring</w:t>
-            </w:r>
-          </w:p>
-        </w:tc>
-      </w:tr>
-      <w:tr>
-        <w:tc>
-          <w:tcPr>
-            <w:tcW w:w="2676" w:type="dxa"/>
-          </w:tcPr>
-          <w:p>
-            <w:r>
-              <w:t>mailbox</w:t>
-            </w:r>
-          </w:p>
-        </w:tc>
-        <w:tc>
-          <w:tcPr>
-            <w:tcW w:w="1331" w:type="dxa"/>
-          </w:tcPr>
-          <w:p>
-            <w:r>
-              <w:rPr>
-                <w:rFonts w:hint="eastAsia"/>
-              </w:rPr>
-              <w:t>S</w:t>
-            </w:r>
-            <w:r>
-              <w:t>OA mail box</w:t>
-            </w:r>
-          </w:p>
-        </w:tc>
-        <w:tc>
-          <w:tcPr>
-            <w:tcW w:w="2359" w:type="dxa"/>
-          </w:tcPr>
-          <w:p>
-            <w:r>
-              <w:t>hostmaster.gogrid.net</w:t>
-            </w:r>
-          </w:p>
-        </w:tc>
-        <w:tc>
-          <w:tcPr>
-            <w:tcW w:w="1930" w:type="dxa"/>
-          </w:tcPr>
-          <w:p>
-            <w:r>
-              <w:t>String</w:t>
-            </w:r>
-          </w:p>
-        </w:tc>
-      </w:tr>
-      <w:tr>
-        <w:tc>
-          <w:tcPr>
-            <w:tcW w:w="2676" w:type="dxa"/>
-          </w:tcPr>
-          <w:p>
-            <w:proofErr w:type="spellStart"/>
-            <w:r>
-              <w:rPr>
-                <w:rFonts w:hint="eastAsia"/>
-              </w:rPr>
-              <w:t>s</w:t>
-            </w:r>
-            <w:r>
-              <w:t>n</w:t>
-            </w:r>
-            <w:proofErr w:type="spellEnd"/>
-          </w:p>
-        </w:tc>
-        <w:tc>
-          <w:tcPr>
-            <w:tcW w:w="1331" w:type="dxa"/>
-          </w:tcPr>
-          <w:p>
-            <w:r>
-              <w:rPr>
-                <w:rFonts w:hint="eastAsia"/>
-              </w:rPr>
-              <w:t>S</w:t>
-            </w:r>
-            <w:r>
-              <w:t xml:space="preserve">OA </w:t>
-            </w:r>
-            <w:proofErr w:type="spellStart"/>
-            <w:r>
-              <w:t>sn</w:t>
-            </w:r>
-            <w:proofErr w:type="spellEnd"/>
-          </w:p>
-        </w:tc>
-        <w:tc>
-          <w:tcPr>
-            <w:tcW w:w="2359" w:type="dxa"/>
-          </w:tcPr>
-          <w:p>
-            <w:r>
               <w:t>2012042305</w:t>
             </w:r>
           </w:p>
         </w:tc>
         <w:tc>
           <w:tcPr>
-            <w:tcW w:w="1930" w:type="dxa"/>
+            <w:tcW w:w="1415" w:type="dxa"/>
           </w:tcPr>
           <w:p>
             <w:r>
@@ -6185,7 +7016,71 @@
     </w:p>
     <w:p>
       <w:r>
-        <w:t>&lt;134&gt;datetime=2026-01-08.17:33:48,type=5,client=192.168.1.201,server=185.125.190.97,client_port=47148,server_port=80,method=GET,host=connectivity-check.ubuntu.com,uri=/,inport=P1</w:t>
+        <w:t>&lt;134&gt;datetime=2026-01-08.17:33:</w:t>
+      </w:r>
+      <w:proofErr w:type="gramStart"/>
+      <w:r>
+        <w:t>48,type</w:t>
+      </w:r>
+      <w:proofErr w:type="gramEnd"/>
+      <w:r>
+        <w:t>=</w:t>
+      </w:r>
+      <w:proofErr w:type="gramStart"/>
+      <w:r>
+        <w:t>5,client</w:t>
+      </w:r>
+      <w:proofErr w:type="gramEnd"/>
+      <w:r>
+        <w:t>=192.168.1.</w:t>
+      </w:r>
+      <w:proofErr w:type="gramStart"/>
+      <w:r>
+        <w:t>201,server</w:t>
+      </w:r>
+      <w:proofErr w:type="gramEnd"/>
+      <w:r>
+        <w:t>=185.125.190.</w:t>
+      </w:r>
+      <w:proofErr w:type="gramStart"/>
+      <w:r>
+        <w:t>97,client</w:t>
+      </w:r>
+      <w:proofErr w:type="gramEnd"/>
+      <w:r>
+        <w:t>_port=</w:t>
+      </w:r>
+      <w:proofErr w:type="gramStart"/>
+      <w:r>
+        <w:t>47148,server</w:t>
+      </w:r>
+      <w:proofErr w:type="gramEnd"/>
+      <w:r>
+        <w:t>_port=</w:t>
+      </w:r>
+      <w:proofErr w:type="gramStart"/>
+      <w:r>
+        <w:t>80,method</w:t>
+      </w:r>
+      <w:proofErr w:type="gramEnd"/>
+      <w:r>
+        <w:t>=</w:t>
+      </w:r>
+      <w:proofErr w:type="gramStart"/>
+      <w:r>
+        <w:t>GET,host=connectivity-check.ubuntu.com</w:t>
+      </w:r>
+      <w:proofErr w:type="gramEnd"/>
+      <w:r>
+        <w:t>,uri=</w:t>
+      </w:r>
+      <w:proofErr w:type="gramStart"/>
+      <w:r>
+        <w:t>/,inport</w:t>
+      </w:r>
+      <w:proofErr w:type="gramEnd"/>
+      <w:r>
+        <w:t>=P1</w:t>
       </w:r>
     </w:p>
     <w:p/>
@@ -6280,13 +7175,8 @@
             <w:tcW w:w="2027" w:type="dxa"/>
           </w:tcPr>
           <w:p>
-            <w:proofErr w:type="spellStart"/>
-            <w:r>
-              <w:t>Grism</w:t>
-            </w:r>
-            <w:proofErr w:type="spellEnd"/>
-            <w:r>
-              <w:t xml:space="preserve"> S</w:t>
+            <w:r>
+              <w:t>Grism S</w:t>
             </w:r>
             <w:r>
               <w:rPr>
@@ -6384,9 +7274,14 @@
             </w:r>
             <w:proofErr w:type="spellStart"/>
             <w:r>
-              <w:t>hh:mm:ss</w:t>
+              <w:t>hh:</w:t>
+            </w:r>
+            <w:proofErr w:type="gramStart"/>
+            <w:r>
+              <w:t>mm:ss</w:t>
             </w:r>
             <w:proofErr w:type="spellEnd"/>
+            <w:proofErr w:type="gramEnd"/>
           </w:p>
         </w:tc>
       </w:tr>
@@ -6906,7 +7801,63 @@
     </w:p>
     <w:p>
       <w:r>
-        <w:t>&lt;134&gt;datetime=2026-01-08.17:25:54,type=6,client=172.104.105.194,server=192.168.1.207,client_port=32980,server_port=443,ja4s=t120200_c02b_8fe157b277d7,inport=P1</w:t>
+        <w:t>&lt;134&gt;datetime=2026-01-08.17:25:</w:t>
+      </w:r>
+      <w:proofErr w:type="gramStart"/>
+      <w:r>
+        <w:t>54,type</w:t>
+      </w:r>
+      <w:proofErr w:type="gramEnd"/>
+      <w:r>
+        <w:t>=</w:t>
+      </w:r>
+      <w:proofErr w:type="gramStart"/>
+      <w:r>
+        <w:t>6,client</w:t>
+      </w:r>
+      <w:proofErr w:type="gramEnd"/>
+      <w:r>
+        <w:t>=172.104.105.</w:t>
+      </w:r>
+      <w:proofErr w:type="gramStart"/>
+      <w:r>
+        <w:t>194,server</w:t>
+      </w:r>
+      <w:proofErr w:type="gramEnd"/>
+      <w:r>
+        <w:t>=192.168.1.</w:t>
+      </w:r>
+      <w:proofErr w:type="gramStart"/>
+      <w:r>
+        <w:t>207,client</w:t>
+      </w:r>
+      <w:proofErr w:type="gramEnd"/>
+      <w:r>
+        <w:t>_port=</w:t>
+      </w:r>
+      <w:proofErr w:type="gramStart"/>
+      <w:r>
+        <w:t>32980,server</w:t>
+      </w:r>
+      <w:proofErr w:type="gramEnd"/>
+      <w:r>
+        <w:t>_port=</w:t>
+      </w:r>
+      <w:proofErr w:type="gramStart"/>
+      <w:r>
+        <w:t>443,ja</w:t>
+      </w:r>
+      <w:proofErr w:type="gramEnd"/>
+      <w:r>
+        <w:t>4s=t120200_c02b_8fe157b277d</w:t>
+      </w:r>
+      <w:proofErr w:type="gramStart"/>
+      <w:r>
+        <w:t>7,inport</w:t>
+      </w:r>
+      <w:proofErr w:type="gramEnd"/>
+      <w:r>
+        <w:t>=P1</w:t>
       </w:r>
       <w:r>
         <w:t xml:space="preserve"> </w:t>
@@ -7006,13 +7957,8 @@
             <w:tcW w:w="1459" w:type="dxa"/>
           </w:tcPr>
           <w:p>
-            <w:proofErr w:type="spellStart"/>
-            <w:r>
-              <w:t>Grism</w:t>
-            </w:r>
-            <w:proofErr w:type="spellEnd"/>
-            <w:r>
-              <w:t xml:space="preserve"> S</w:t>
+            <w:r>
+              <w:t>Grism S</w:t>
             </w:r>
             <w:r>
               <w:rPr>
@@ -7112,9 +8058,14 @@
             </w:r>
             <w:proofErr w:type="spellStart"/>
             <w:r>
-              <w:t>hh:mm:ss</w:t>
+              <w:t>hh:</w:t>
+            </w:r>
+            <w:proofErr w:type="gramStart"/>
+            <w:r>
+              <w:t>mm:ss</w:t>
             </w:r>
             <w:proofErr w:type="spellEnd"/>
+            <w:proofErr w:type="gramEnd"/>
           </w:p>
         </w:tc>
       </w:tr>
